--- a/05TO-BE Process.docx
+++ b/05TO-BE Process.docx
@@ -4,63 +4,805 @@
   <w:body>
     <w:p>
       <w:pPr>
+        <w:spacing w:line="180" w:lineRule="auto"/>
         <w:jc w:val="center"/>
         <w:rPr>
+          <w:color w:val="AEAAAA" w:themeColor="background2" w:themeShade="BF"/>
+          <w:u w:val="single"/>
+        </w:rPr>
+      </w:pPr>
+      <w:r>
+        <w:rPr>
+          <w:b/>
+          <w:bCs/>
+          <w:color w:val="AEAAAA" w:themeColor="background2" w:themeShade="BF"/>
+          <w:u w:val="single"/>
+        </w:rPr>
+        <w:t>TO-BE PROCESS MAP &amp; IMPROVEMENT SUMMARY</w:t>
+      </w:r>
+    </w:p>
+    <w:p>
+      <w:pPr>
+        <w:spacing w:line="180" w:lineRule="auto"/>
+        <w:jc w:val="center"/>
+        <w:rPr>
           <w:color w:val="2F5496" w:themeColor="accent1" w:themeShade="BF"/>
-          <w:sz w:val="36"/>
-          <w:szCs w:val="36"/>
-          <w:u w:val="single"/>
-          <w:lang w:val="en-US"/>
-        </w:rPr>
-      </w:pPr>
-      <w:r>
-        <w:rPr>
+          <w:sz w:val="40"/>
+          <w:szCs w:val="40"/>
+        </w:rPr>
+      </w:pPr>
+      <w:proofErr w:type="spellStart"/>
+      <w:r>
+        <w:rPr>
+          <w:b/>
+          <w:bCs/>
           <w:color w:val="2F5496" w:themeColor="accent1" w:themeShade="BF"/>
-          <w:sz w:val="36"/>
-          <w:szCs w:val="36"/>
-          <w:u w:val="single"/>
-          <w:lang w:val="en-US"/>
-        </w:rPr>
-        <w:t>TO-BE PROCESS MAP</w:t>
-      </w:r>
-    </w:p>
-    <w:p>
-      <w:pPr>
+          <w:sz w:val="40"/>
+          <w:szCs w:val="40"/>
+        </w:rPr>
+        <w:t>RetailEasy</w:t>
+      </w:r>
+      <w:proofErr w:type="spellEnd"/>
+      <w:r>
+        <w:rPr>
+          <w:b/>
+          <w:bCs/>
+          <w:color w:val="2F5496" w:themeColor="accent1" w:themeShade="BF"/>
+          <w:sz w:val="40"/>
+          <w:szCs w:val="40"/>
+        </w:rPr>
+        <w:t xml:space="preserve"> </w:t>
+      </w:r>
+      <w:proofErr w:type="spellStart"/>
+      <w:r>
+        <w:rPr>
+          <w:b/>
+          <w:bCs/>
+          <w:color w:val="2F5496" w:themeColor="accent1" w:themeShade="BF"/>
+          <w:sz w:val="40"/>
+          <w:szCs w:val="40"/>
+        </w:rPr>
+        <w:t>Pvt.</w:t>
+      </w:r>
+      <w:proofErr w:type="spellEnd"/>
+      <w:r>
+        <w:rPr>
+          <w:b/>
+          <w:bCs/>
+          <w:color w:val="2F5496" w:themeColor="accent1" w:themeShade="BF"/>
+          <w:sz w:val="40"/>
+          <w:szCs w:val="40"/>
+        </w:rPr>
+        <w:t xml:space="preserve"> Ltd.</w:t>
+      </w:r>
+    </w:p>
+    <w:p>
+      <w:pPr>
+        <w:spacing w:line="180" w:lineRule="auto"/>
         <w:jc w:val="center"/>
         <w:rPr>
-          <w:color w:val="2F5496" w:themeColor="accent1" w:themeShade="BF"/>
+          <w:b/>
+          <w:bCs/>
+          <w:color w:val="767171" w:themeColor="background2" w:themeShade="80"/>
+        </w:rPr>
+      </w:pPr>
+      <w:r>
+        <w:rPr>
+          <w:b/>
+          <w:bCs/>
+          <w:color w:val="767171" w:themeColor="background2" w:themeShade="80"/>
+        </w:rPr>
+        <w:t>Returns Automation Portal  |  Prepared by: Pooja Suresh Chavan, Business Analyst  |  May 2026</w:t>
+      </w:r>
+    </w:p>
+    <w:p>
+      <w:pPr>
+        <w:pBdr>
+          <w:top w:val="single" w:sz="12" w:space="1" w:color="auto"/>
+          <w:bottom w:val="single" w:sz="12" w:space="1" w:color="auto"/>
+        </w:pBdr>
+        <w:rPr>
+          <w:color w:val="4472C4" w:themeColor="accent1"/>
           <w:sz w:val="32"/>
           <w:szCs w:val="32"/>
-          <w:u w:val="single"/>
-          <w:lang w:val="en-US"/>
-        </w:rPr>
-      </w:pPr>
-      <w:proofErr w:type="spellStart"/>
-      <w:r>
-        <w:rPr>
-          <w:color w:val="2F5496" w:themeColor="accent1" w:themeShade="BF"/>
+        </w:rPr>
+      </w:pPr>
+    </w:p>
+    <w:p>
+      <w:pPr>
+        <w:pBdr>
+          <w:top w:val="single" w:sz="12" w:space="1" w:color="auto"/>
+          <w:bottom w:val="single" w:sz="12" w:space="1" w:color="auto"/>
+        </w:pBdr>
+        <w:rPr>
+          <w:color w:val="4472C4" w:themeColor="accent1"/>
           <w:sz w:val="32"/>
           <w:szCs w:val="32"/>
-          <w:u w:val="single"/>
-          <w:lang w:val="en-US"/>
-        </w:rPr>
-        <w:t>RetailEasy</w:t>
-      </w:r>
-      <w:proofErr w:type="spellEnd"/>
-      <w:r>
-        <w:rPr>
-          <w:color w:val="2F5496" w:themeColor="accent1" w:themeShade="BF"/>
+        </w:rPr>
+      </w:pPr>
+      <w:r>
+        <w:rPr>
+          <w:color w:val="4472C4" w:themeColor="accent1"/>
           <w:sz w:val="32"/>
           <w:szCs w:val="32"/>
-          <w:u w:val="single"/>
-          <w:lang w:val="en-US"/>
-        </w:rPr>
-        <w:t xml:space="preserve"> Pvt. Ltd.</w:t>
-      </w:r>
+        </w:rPr>
+        <w:t>To-Be Process Overview</w:t>
+      </w:r>
+    </w:p>
+    <w:p>
+      <w:pPr>
+        <w:rPr>
+          <w:color w:val="000000" w:themeColor="text1"/>
+        </w:rPr>
+      </w:pPr>
+      <w:r>
+        <w:rPr>
+          <w:color w:val="000000" w:themeColor="text1"/>
+        </w:rPr>
+        <w:t>The proposed Returns Automation Portal replaces the current 10-step manual process with a streamlined, system-driven workflow. The customer interacts only with the portal</w:t>
+      </w:r>
+      <w:r>
+        <w:rPr>
+          <w:color w:val="000000" w:themeColor="text1"/>
+        </w:rPr>
+        <w:t>. The system handles eligibility, notifications, label generation, and refund triggering automatically. Agents and warehouse staff are involved only when needed.</w:t>
+      </w:r>
+    </w:p>
+    <w:p>
+      <w:pPr>
+        <w:pBdr>
+          <w:bottom w:val="single" w:sz="12" w:space="1" w:color="auto"/>
+        </w:pBdr>
+        <w:rPr>
+          <w:color w:val="0070C0"/>
+          <w:sz w:val="32"/>
+          <w:szCs w:val="32"/>
+        </w:rPr>
+      </w:pPr>
+      <w:r>
+        <w:rPr>
+          <w:color w:val="0070C0"/>
+          <w:sz w:val="32"/>
+          <w:szCs w:val="32"/>
+        </w:rPr>
+        <w:t xml:space="preserve">To-Be Process </w:t>
+      </w:r>
+    </w:p>
+    <w:p>
+      <w:pPr>
+        <w:rPr>
+          <w:b/>
+          <w:bCs/>
+          <w:color w:val="000000" w:themeColor="text1"/>
+        </w:rPr>
+      </w:pPr>
+      <w:r>
+        <w:rPr>
+          <w:b/>
+          <w:bCs/>
+          <w:color w:val="000000" w:themeColor="text1"/>
+        </w:rPr>
+        <w:t xml:space="preserve">Step 1 </w:t>
+      </w:r>
+      <w:r>
+        <w:rPr>
+          <w:b/>
+          <w:bCs/>
+          <w:color w:val="000000" w:themeColor="text1"/>
+        </w:rPr>
+        <w:t xml:space="preserve">: </w:t>
+      </w:r>
+      <w:r>
+        <w:rPr>
+          <w:b/>
+          <w:bCs/>
+          <w:color w:val="000000" w:themeColor="text1"/>
+        </w:rPr>
+        <w:t>Customer Submits Return via Portal</w:t>
+      </w:r>
+    </w:p>
+    <w:p>
+      <w:pPr>
+        <w:rPr>
+          <w:color w:val="000000" w:themeColor="text1"/>
+        </w:rPr>
+      </w:pPr>
+      <w:r>
+        <w:rPr>
+          <w:color w:val="000000" w:themeColor="text1"/>
+        </w:rPr>
+        <w:t xml:space="preserve">The customer logs into the </w:t>
+      </w:r>
+      <w:proofErr w:type="spellStart"/>
+      <w:r>
+        <w:rPr>
+          <w:color w:val="000000" w:themeColor="text1"/>
+        </w:rPr>
+        <w:t>RetailEasy</w:t>
+      </w:r>
+      <w:proofErr w:type="spellEnd"/>
+      <w:r>
+        <w:rPr>
+          <w:color w:val="000000" w:themeColor="text1"/>
+        </w:rPr>
+        <w:t xml:space="preserve"> app or website, navigates to their order history, and clicks 'Return Item' next to the relevant product. A structured return form opens — pre-filled with their Order ID. The customer selects the item, chooses a return reason from a dropdown (Damaged/Defective, Wrong Item, Size Issue, Changed Mind, Not as Described, Other), uploads at least one photo, and submits.</w:t>
+      </w:r>
+    </w:p>
+    <w:p>
+      <w:pPr>
+        <w:spacing w:before="40" w:after="40"/>
+        <w:rPr>
+          <w:u w:val="single"/>
+        </w:rPr>
+      </w:pPr>
+      <w:r>
+        <w:rPr>
+          <w:color w:val="1D4A2A"/>
+          <w:u w:val="single"/>
+        </w:rPr>
+        <w:t>Improvement: Customer completes return request in under 2 minutes. No email, no waiting for an agent, no back-and-forth.</w:t>
+      </w:r>
+    </w:p>
+    <w:p>
+      <w:pPr>
+        <w:rPr>
+          <w:color w:val="000000" w:themeColor="text1"/>
+        </w:rPr>
+      </w:pPr>
+      <w:r>
+        <w:rPr>
+          <w:b/>
+          <w:bCs/>
+          <w:color w:val="000000" w:themeColor="text1"/>
+        </w:rPr>
+        <w:t xml:space="preserve">Step 2 </w:t>
+      </w:r>
+      <w:r>
+        <w:rPr>
+          <w:b/>
+          <w:bCs/>
+          <w:color w:val="000000" w:themeColor="text1"/>
+        </w:rPr>
+        <w:t>:</w:t>
+      </w:r>
+      <w:r>
+        <w:rPr>
+          <w:b/>
+          <w:bCs/>
+          <w:color w:val="000000" w:themeColor="text1"/>
+        </w:rPr>
+        <w:t xml:space="preserve"> System Runs Automatic Eligibility Check</w:t>
+      </w:r>
+    </w:p>
+    <w:p>
+      <w:pPr>
+        <w:rPr>
+          <w:color w:val="000000" w:themeColor="text1"/>
+        </w:rPr>
+      </w:pPr>
+      <w:r>
+        <w:rPr>
+          <w:color w:val="000000" w:themeColor="text1"/>
+        </w:rPr>
+        <w:t>Immediately on submission, the system queries the order management system (not a Google Sheet) to verify: (a) delivery date is within 7 calendar days, and (b) order value meets the ₹299 minimum. This check completes in under 2 seconds.</w:t>
+      </w:r>
+    </w:p>
+    <w:p>
+      <w:pPr>
+        <w:rPr>
+          <w:color w:val="000000" w:themeColor="text1"/>
+        </w:rPr>
+      </w:pPr>
+      <w:r>
+        <w:rPr>
+          <w:color w:val="000000" w:themeColor="text1"/>
+        </w:rPr>
+        <w:t>If ineligible: the customer sees a clear rejection reason on screen and receives an email explaining the outcome. The request is logged and closed. No agent involvement needed.</w:t>
+      </w:r>
+    </w:p>
+    <w:p>
+      <w:pPr>
+        <w:rPr>
+          <w:color w:val="000000" w:themeColor="text1"/>
+        </w:rPr>
+      </w:pPr>
+      <w:r>
+        <w:rPr>
+          <w:color w:val="000000" w:themeColor="text1"/>
+        </w:rPr>
+        <w:t>If eligible: the process continues automatically to Step 3.</w:t>
+      </w:r>
+    </w:p>
+    <w:p>
+      <w:pPr>
+        <w:spacing w:before="40" w:after="40"/>
+        <w:rPr>
+          <w:u w:val="single"/>
+        </w:rPr>
+      </w:pPr>
+      <w:r>
+        <w:rPr>
+          <w:color w:val="1D4A2A"/>
+          <w:u w:val="single"/>
+        </w:rPr>
+        <w:t>Improvement: Eligibility is enforced by live system data — no stale Google Sheets, no incorrect approvals.</w:t>
+      </w:r>
+    </w:p>
+    <w:p>
+      <w:pPr>
+        <w:rPr>
+          <w:color w:val="000000" w:themeColor="text1"/>
+        </w:rPr>
+      </w:pPr>
+      <w:r>
+        <w:rPr>
+          <w:b/>
+          <w:bCs/>
+          <w:color w:val="000000" w:themeColor="text1"/>
+        </w:rPr>
+        <w:t xml:space="preserve">Step 3 </w:t>
+      </w:r>
+      <w:r>
+        <w:rPr>
+          <w:b/>
+          <w:bCs/>
+          <w:color w:val="000000" w:themeColor="text1"/>
+        </w:rPr>
+        <w:t>:</w:t>
+      </w:r>
+      <w:r>
+        <w:rPr>
+          <w:b/>
+          <w:bCs/>
+          <w:color w:val="000000" w:themeColor="text1"/>
+        </w:rPr>
+        <w:t xml:space="preserve"> System Sends Confirmation Email</w:t>
+      </w:r>
+    </w:p>
+    <w:p>
+      <w:pPr>
+        <w:rPr>
+          <w:color w:val="000000" w:themeColor="text1"/>
+        </w:rPr>
+      </w:pPr>
+      <w:r>
+        <w:rPr>
+          <w:color w:val="000000" w:themeColor="text1"/>
+        </w:rPr>
+        <w:t>Within 2 minutes of submission, the system automatically sends the customer a confirmation email containing: unique Return Reference Number (format: RET-YYYYMMDD-XXXXX), item name, submission timestamp, and what to expect next. The customer now has a reference they can use to track progress at any time.</w:t>
+      </w:r>
+    </w:p>
+    <w:p>
+      <w:pPr>
+        <w:spacing w:before="40" w:after="40"/>
+        <w:rPr>
+          <w:u w:val="single"/>
+        </w:rPr>
+      </w:pPr>
+      <w:r>
+        <w:rPr>
+          <w:color w:val="1D4A2A"/>
+          <w:u w:val="single"/>
+        </w:rPr>
+        <w:t>Improvement: Customer is never left wondering. Instant acknowledgement replaces the current 12–36 hour wait.</w:t>
+      </w:r>
+    </w:p>
+    <w:p>
+      <w:pPr>
+        <w:rPr>
+          <w:color w:val="000000" w:themeColor="text1"/>
+        </w:rPr>
+      </w:pPr>
+    </w:p>
+    <w:p>
+      <w:pPr>
+        <w:rPr>
+          <w:color w:val="000000" w:themeColor="text1"/>
+        </w:rPr>
+      </w:pPr>
+      <w:r>
+        <w:rPr>
+          <w:b/>
+          <w:bCs/>
+          <w:color w:val="000000" w:themeColor="text1"/>
+        </w:rPr>
+        <w:t xml:space="preserve">Step 4 </w:t>
+      </w:r>
+      <w:r>
+        <w:rPr>
+          <w:b/>
+          <w:bCs/>
+          <w:color w:val="000000" w:themeColor="text1"/>
+        </w:rPr>
+        <w:t>:</w:t>
+      </w:r>
+      <w:r>
+        <w:rPr>
+          <w:b/>
+          <w:bCs/>
+          <w:color w:val="000000" w:themeColor="text1"/>
+        </w:rPr>
+        <w:t xml:space="preserve"> System Auto-Generates Return Shipping Label</w:t>
+      </w:r>
+    </w:p>
+    <w:p>
+      <w:pPr>
+        <w:rPr>
+          <w:color w:val="000000" w:themeColor="text1"/>
+        </w:rPr>
+      </w:pPr>
+      <w:r>
+        <w:rPr>
+          <w:color w:val="000000" w:themeColor="text1"/>
+        </w:rPr>
+        <w:t>Within 5 minutes of eligibility approval, the system generates a pre-paid return shipping label and emails it to the customer as a PDF attachment. The label includes a scannable barcode linked to the return request in the system. Instructions for packaging and drop-off are included in the email.</w:t>
+      </w:r>
+    </w:p>
+    <w:p>
+      <w:pPr>
+        <w:spacing w:before="40" w:after="40"/>
+        <w:rPr>
+          <w:u w:val="single"/>
+        </w:rPr>
+      </w:pPr>
+      <w:r>
+        <w:rPr>
+          <w:color w:val="1D4A2A"/>
+          <w:u w:val="single"/>
+        </w:rPr>
+        <w:t>Improvement: No cost or hassle for the customer. No courier coordination needed by agents. Label barcode enables automatic status tracking.</w:t>
+      </w:r>
+    </w:p>
+    <w:p>
+      <w:pPr>
+        <w:rPr>
+          <w:color w:val="000000" w:themeColor="text1"/>
+        </w:rPr>
+      </w:pPr>
+      <w:r>
+        <w:rPr>
+          <w:b/>
+          <w:bCs/>
+          <w:color w:val="000000" w:themeColor="text1"/>
+        </w:rPr>
+        <w:t>Step 5 — System Notifies Warehouse Automatically</w:t>
+      </w:r>
+    </w:p>
+    <w:p>
+      <w:pPr>
+        <w:rPr>
+          <w:color w:val="000000" w:themeColor="text1"/>
+        </w:rPr>
+      </w:pPr>
+      <w:r>
+        <w:rPr>
+          <w:color w:val="000000" w:themeColor="text1"/>
+        </w:rPr>
+        <w:t>Simultaneously with label generation, the system sends a structured notification to the Warehouse Dashboard. Sunita and her team can see: Return Reference Number, Order ID, Item Name, Quantity, Return Reason, Customer Name, Courier Name, and Estimated Arrival Window. They can now plan staff and receiving bay capacity in advance.</w:t>
+      </w:r>
+    </w:p>
+    <w:p>
+      <w:pPr>
+        <w:spacing w:before="40" w:after="40"/>
+        <w:rPr>
+          <w:u w:val="single"/>
+        </w:rPr>
+      </w:pPr>
+      <w:r>
+        <w:rPr>
+          <w:color w:val="1D4A2A"/>
+          <w:u w:val="single"/>
+        </w:rPr>
+        <w:t>Improvement: Warehouse has full advance notice and complete information — no more surprise arrivals or notebook entries.</w:t>
+      </w:r>
+    </w:p>
+    <w:p>
+      <w:pPr>
+        <w:rPr>
+          <w:color w:val="000000" w:themeColor="text1"/>
+        </w:rPr>
+      </w:pPr>
+      <w:r>
+        <w:rPr>
+          <w:b/>
+          <w:bCs/>
+          <w:color w:val="000000" w:themeColor="text1"/>
+        </w:rPr>
+        <w:t xml:space="preserve">Step 6 </w:t>
+      </w:r>
+      <w:r>
+        <w:rPr>
+          <w:b/>
+          <w:bCs/>
+          <w:color w:val="000000" w:themeColor="text1"/>
+        </w:rPr>
+        <w:t>:</w:t>
+      </w:r>
+      <w:r>
+        <w:rPr>
+          <w:b/>
+          <w:bCs/>
+          <w:color w:val="000000" w:themeColor="text1"/>
+        </w:rPr>
+        <w:t xml:space="preserve"> Customer Ships Item</w:t>
+      </w:r>
+    </w:p>
+    <w:p>
+      <w:pPr>
+        <w:rPr>
+          <w:color w:val="000000" w:themeColor="text1"/>
+        </w:rPr>
+      </w:pPr>
+      <w:r>
+        <w:rPr>
+          <w:color w:val="000000" w:themeColor="text1"/>
+        </w:rPr>
+        <w:t>The customer uses the pre-paid label to ship the item via the designated courier. When the courier scans the label at pickup, the system automatically updates the return status to 'In Transit'. The customer sees this update on their tracking page and receives an email notification.</w:t>
+      </w:r>
+    </w:p>
+    <w:p>
+      <w:pPr>
+        <w:spacing w:before="40" w:after="40"/>
+        <w:rPr>
+          <w:u w:val="single"/>
+        </w:rPr>
+      </w:pPr>
+      <w:r>
+        <w:rPr>
+          <w:color w:val="1D4A2A"/>
+          <w:u w:val="single"/>
+        </w:rPr>
+        <w:t xml:space="preserve">Improvement: Real-time visibility for both customer and </w:t>
+      </w:r>
+      <w:proofErr w:type="spellStart"/>
+      <w:r>
+        <w:rPr>
+          <w:color w:val="1D4A2A"/>
+          <w:u w:val="single"/>
+        </w:rPr>
+        <w:t>RetailEasy</w:t>
+      </w:r>
+      <w:proofErr w:type="spellEnd"/>
+      <w:r>
+        <w:rPr>
+          <w:color w:val="1D4A2A"/>
+          <w:u w:val="single"/>
+        </w:rPr>
+        <w:t xml:space="preserve"> team. No manual status updates needed.</w:t>
+      </w:r>
+    </w:p>
+    <w:p>
+      <w:pPr>
+        <w:rPr>
+          <w:color w:val="000000" w:themeColor="text1"/>
+        </w:rPr>
+      </w:pPr>
+      <w:r>
+        <w:rPr>
+          <w:b/>
+          <w:bCs/>
+          <w:color w:val="000000" w:themeColor="text1"/>
+        </w:rPr>
+        <w:t xml:space="preserve">Step 7 </w:t>
+      </w:r>
+      <w:r>
+        <w:rPr>
+          <w:b/>
+          <w:bCs/>
+          <w:color w:val="000000" w:themeColor="text1"/>
+        </w:rPr>
+        <w:t>:</w:t>
+      </w:r>
+      <w:r>
+        <w:rPr>
+          <w:b/>
+          <w:bCs/>
+          <w:color w:val="000000" w:themeColor="text1"/>
+        </w:rPr>
+        <w:t xml:space="preserve"> Warehouse Confirms Receipt (One Click)</w:t>
+      </w:r>
+    </w:p>
+    <w:p>
+      <w:pPr>
+        <w:rPr>
+          <w:color w:val="000000" w:themeColor="text1"/>
+        </w:rPr>
+      </w:pPr>
+      <w:r>
+        <w:rPr>
+          <w:color w:val="000000" w:themeColor="text1"/>
+        </w:rPr>
+        <w:t>When the item arrives, Sunita or a warehouse team member finds the return in the Warehouse Dashboard (sorted by expected arrival date), inspects the item, and clicks 'Confirm Receipt'. No WhatsApp message, no notebook entry, no calling Rahul. One click.</w:t>
+      </w:r>
+    </w:p>
+    <w:p>
+      <w:pPr>
+        <w:rPr>
+          <w:color w:val="000000" w:themeColor="text1"/>
+        </w:rPr>
+      </w:pPr>
+      <w:r>
+        <w:rPr>
+          <w:color w:val="000000" w:themeColor="text1"/>
+        </w:rPr>
+        <w:t>For standard orders (below ₹5,000): the system immediately triggers the refund API.</w:t>
+      </w:r>
+    </w:p>
+    <w:p>
+      <w:pPr>
+        <w:rPr>
+          <w:color w:val="000000" w:themeColor="text1"/>
+        </w:rPr>
+      </w:pPr>
+      <w:r>
+        <w:rPr>
+          <w:color w:val="000000" w:themeColor="text1"/>
+        </w:rPr>
+        <w:t>For high-value orders (above ₹5,000): the system places the refund in a 'Pending Finance Review' queue and notifies Amit automatically.</w:t>
+      </w:r>
+    </w:p>
+    <w:p>
+      <w:pPr>
+        <w:spacing w:before="40" w:after="40"/>
+        <w:rPr>
+          <w:u w:val="single"/>
+        </w:rPr>
+      </w:pPr>
+      <w:r>
+        <w:rPr>
+          <w:color w:val="1D4A2A"/>
+          <w:u w:val="single"/>
+        </w:rPr>
+        <w:t>Improvement: Single action by warehouse replaces a 3-step manual chain (WhatsApp → Rahul → Amit → Finance sheet → manual refund).</w:t>
+      </w:r>
+    </w:p>
+    <w:p>
+      <w:pPr>
+        <w:rPr>
+          <w:color w:val="000000" w:themeColor="text1"/>
+        </w:rPr>
+      </w:pPr>
+      <w:r>
+        <w:rPr>
+          <w:b/>
+          <w:bCs/>
+          <w:color w:val="000000" w:themeColor="text1"/>
+        </w:rPr>
+        <w:t>Step 8 — Refund Triggered Automatically</w:t>
+      </w:r>
+    </w:p>
+    <w:p>
+      <w:pPr>
+        <w:rPr>
+          <w:color w:val="000000" w:themeColor="text1"/>
+        </w:rPr>
+      </w:pPr>
+      <w:r>
+        <w:rPr>
+          <w:color w:val="000000" w:themeColor="text1"/>
+        </w:rPr>
+        <w:t>For standard orders: the system calls the payment gateway API within 30 seconds of warehouse confirmation. The refund is initiated without any human action from Finance. Status updates to 'Refund Initiated' and the customer receives an email notification.</w:t>
+      </w:r>
+      <w:r>
+        <w:rPr>
+          <w:rFonts w:ascii="Arial" w:eastAsia="Arial" w:hAnsi="Arial" w:cs="Arial"/>
+          <w:kern w:val="0"/>
+          <w:sz w:val="20"/>
+          <w:szCs w:val="20"/>
+          <w:lang w:eastAsia="ja-JP" w:bidi="mr-IN"/>
+          <w14:ligatures w14:val="none"/>
+        </w:rPr>
+        <w:t xml:space="preserve"> </w:t>
+      </w:r>
+      <w:r>
+        <w:rPr>
+          <w:color w:val="000000" w:themeColor="text1"/>
+        </w:rPr>
+        <w:t>For high-value orders: Amit reviews the request in the Finance Dashboard and approves or rejects within 4 business hours. On approval, the same API call is triggered.</w:t>
+      </w:r>
+    </w:p>
+    <w:p>
+      <w:pPr>
+        <w:rPr>
+          <w:color w:val="000000" w:themeColor="text1"/>
+        </w:rPr>
+      </w:pPr>
+    </w:p>
+    <w:p>
+      <w:pPr>
+        <w:rPr>
+          <w:color w:val="000000" w:themeColor="text1"/>
+        </w:rPr>
+      </w:pPr>
+    </w:p>
+    <w:p>
+      <w:pPr>
+        <w:spacing w:before="40" w:after="40"/>
+        <w:rPr>
+          <w:u w:val="single"/>
+        </w:rPr>
+      </w:pPr>
+      <w:r>
+        <w:rPr>
+          <w:color w:val="1D4A2A"/>
+          <w:u w:val="single"/>
+        </w:rPr>
+        <w:t>Improvement: Zero duplicate refunds possible — system tracks one approval per return. Finance only involved for high-value exceptions.</w:t>
+      </w:r>
+    </w:p>
+    <w:p>
+      <w:pPr>
+        <w:rPr>
+          <w:color w:val="000000" w:themeColor="text1"/>
+        </w:rPr>
+      </w:pPr>
+      <w:r>
+        <w:rPr>
+          <w:b/>
+          <w:bCs/>
+          <w:color w:val="000000" w:themeColor="text1"/>
+        </w:rPr>
+        <w:t>Step 9 — Refund Completed &amp; Audit Logged</w:t>
+      </w:r>
+    </w:p>
+    <w:p>
+      <w:pPr>
+        <w:rPr>
+          <w:color w:val="000000" w:themeColor="text1"/>
+        </w:rPr>
+      </w:pPr>
+      <w:r>
+        <w:rPr>
+          <w:color w:val="000000" w:themeColor="text1"/>
+        </w:rPr>
+        <w:t>Once the payment gateway confirms the refund, the system updates the status to 'Refund Completed' and notifies the customer by email. Every event in the entire return lifecycle — from submission to refund — is stored in an immutable, timestamped audit log accessible by Finance and Management.</w:t>
+      </w:r>
+    </w:p>
+    <w:p>
+      <w:pPr>
+        <w:spacing w:before="40" w:after="40"/>
+        <w:rPr>
+          <w:u w:val="single"/>
+        </w:rPr>
+      </w:pPr>
+      <w:r>
+        <w:rPr>
+          <w:color w:val="1D4A2A"/>
+          <w:u w:val="single"/>
+        </w:rPr>
+        <w:t>Improvement: Full audit trail replaces scattered emails, WhatsApp messages, and unreliable spreadsheets.</w:t>
+      </w:r>
+    </w:p>
+    <w:p>
+      <w:pPr>
+        <w:rPr>
+          <w:color w:val="000000" w:themeColor="text1"/>
+        </w:rPr>
+      </w:pPr>
+    </w:p>
+    <w:p>
+      <w:pPr>
+        <w:rPr>
+          <w:color w:val="000000" w:themeColor="text1"/>
+        </w:rPr>
+      </w:pPr>
+    </w:p>
+    <w:p>
+      <w:pPr>
+        <w:rPr>
+          <w:color w:val="000000" w:themeColor="text1"/>
+        </w:rPr>
+      </w:pPr>
     </w:p>
     <w:sectPr>
       <w:pgSz w:w="11906" w:h="16838"/>
-      <w:pgMar w:top="851" w:right="851" w:bottom="851" w:left="851" w:header="708" w:footer="708" w:gutter="0"/>
+      <w:pgMar w:top="1134" w:right="1134" w:bottom="1134" w:left="1134" w:header="708" w:footer="708" w:gutter="0"/>
+      <w:pgBorders w:offsetFrom="page">
+        <w:top w:val="double" w:sz="4" w:space="24" w:color="auto"/>
+        <w:left w:val="double" w:sz="4" w:space="24" w:color="auto"/>
+        <w:bottom w:val="double" w:sz="4" w:space="24" w:color="auto"/>
+        <w:right w:val="double" w:sz="4" w:space="24" w:color="auto"/>
+      </w:pgBorders>
       <w:cols w:space="708"/>
       <w:docGrid w:linePitch="360"/>
     </w:sectPr>
@@ -671,7 +1413,6 @@
   <w:style w:type="character" w:default="1" w:styleId="DefaultParagraphFont">
     <w:name w:val="Default Paragraph Font"/>
     <w:uiPriority w:val="1"/>
-    <w:semiHidden/>
     <w:unhideWhenUsed/>
   </w:style>
   <w:style w:type="table" w:default="1" w:styleId="TableNormal">

--- a/05TO-BE Process.docx
+++ b/05TO-BE Process.docx
@@ -782,8 +782,30 @@
     </w:p>
     <w:p>
       <w:pPr>
-        <w:rPr>
-          <w:color w:val="000000" w:themeColor="text1"/>
+        <w:pBdr>
+          <w:bottom w:val="single" w:sz="12" w:space="1" w:color="auto"/>
+        </w:pBdr>
+        <w:rPr>
+          <w:color w:val="4472C4" w:themeColor="accent1"/>
+          <w:sz w:val="32"/>
+          <w:szCs w:val="32"/>
+        </w:rPr>
+      </w:pPr>
+      <w:r>
+        <w:rPr>
+          <w:color w:val="4472C4" w:themeColor="accent1"/>
+          <w:sz w:val="32"/>
+          <w:szCs w:val="32"/>
+        </w:rPr>
+        <w:t>To-Be BPMN Diagram</w:t>
+      </w:r>
+    </w:p>
+    <w:p>
+      <w:pPr>
+        <w:rPr>
+          <w:color w:val="4472C4" w:themeColor="accent1"/>
+          <w:sz w:val="32"/>
+          <w:szCs w:val="32"/>
         </w:rPr>
       </w:pPr>
     </w:p>

--- a/05TO-BE Process.docx
+++ b/05TO-BE Process.docx
@@ -800,6 +800,402 @@
         <w:t>To-Be BPMN Diagram</w:t>
       </w:r>
     </w:p>
+    <w:tbl>
+      <w:tblPr>
+        <w:tblStyle w:val="GridTable4-Accent2"/>
+        <w:tblW w:w="10117" w:type="dxa"/>
+        <w:tblLook w:val="04A0" w:firstRow="1" w:lastRow="0" w:firstColumn="1" w:lastColumn="0" w:noHBand="0" w:noVBand="1"/>
+      </w:tblPr>
+      <w:tblGrid>
+        <w:gridCol w:w="1484"/>
+        <w:gridCol w:w="447"/>
+        <w:gridCol w:w="8186"/>
+      </w:tblGrid>
+      <w:tr>
+        <w:trPr>
+          <w:cnfStyle w:val="100000000000" w:firstRow="1" w:lastRow="0" w:firstColumn="0" w:lastColumn="0" w:oddVBand="0" w:evenVBand="0" w:oddHBand="0" w:evenHBand="0" w:firstRowFirstColumn="0" w:firstRowLastColumn="0" w:lastRowFirstColumn="0" w:lastRowLastColumn="0"/>
+          <w:trHeight w:val="478"/>
+        </w:trPr>
+        <w:tc>
+          <w:tcPr>
+            <w:cnfStyle w:val="001000000000" w:firstRow="0" w:lastRow="0" w:firstColumn="1" w:lastColumn="0" w:oddVBand="0" w:evenVBand="0" w:oddHBand="0" w:evenHBand="0" w:firstRowFirstColumn="0" w:firstRowLastColumn="0" w:lastRowFirstColumn="0" w:lastRowLastColumn="0"/>
+            <w:tcW w:w="1931" w:type="dxa"/>
+            <w:gridSpan w:val="2"/>
+          </w:tcPr>
+          <w:p>
+            <w:r>
+              <w:t>Symbols</w:t>
+            </w:r>
+          </w:p>
+        </w:tc>
+        <w:tc>
+          <w:tcPr>
+            <w:tcW w:w="8186" w:type="dxa"/>
+          </w:tcPr>
+          <w:p>
+            <w:pPr>
+              <w:cnfStyle w:val="100000000000" w:firstRow="1" w:lastRow="0" w:firstColumn="0" w:lastColumn="0" w:oddVBand="0" w:evenVBand="0" w:oddHBand="0" w:evenHBand="0" w:firstRowFirstColumn="0" w:firstRowLastColumn="0" w:lastRowFirstColumn="0" w:lastRowLastColumn="0"/>
+            </w:pPr>
+            <w:r>
+              <w:t>D</w:t>
+            </w:r>
+            <w:r>
+              <w:t>escription</w:t>
+            </w:r>
+          </w:p>
+        </w:tc>
+      </w:tr>
+      <w:tr>
+        <w:trPr>
+          <w:cnfStyle w:val="000000100000" w:firstRow="0" w:lastRow="0" w:firstColumn="0" w:lastColumn="0" w:oddVBand="0" w:evenVBand="0" w:oddHBand="1" w:evenHBand="0" w:firstRowFirstColumn="0" w:firstRowLastColumn="0" w:lastRowFirstColumn="0" w:lastRowLastColumn="0"/>
+          <w:trHeight w:val="460"/>
+        </w:trPr>
+        <w:tc>
+          <w:tcPr>
+            <w:cnfStyle w:val="001000000000" w:firstRow="0" w:lastRow="0" w:firstColumn="1" w:lastColumn="0" w:oddVBand="0" w:evenVBand="0" w:oddHBand="0" w:evenHBand="0" w:firstRowFirstColumn="0" w:firstRowLastColumn="0" w:lastRowFirstColumn="0" w:lastRowLastColumn="0"/>
+            <w:tcW w:w="1484" w:type="dxa"/>
+          </w:tcPr>
+          <w:p>
+            <w:pPr>
+              <w:jc w:val="center"/>
+            </w:pPr>
+            <w:r>
+              <w:rPr>
+                <w:rFonts w:ascii="Times New Roman" w:hAnsi="Times New Roman" w:cs="Times New Roman"/>
+              </w:rPr>
+              <w:t>○</w:t>
+            </w:r>
+          </w:p>
+        </w:tc>
+        <w:tc>
+          <w:tcPr>
+            <w:tcW w:w="8633" w:type="dxa"/>
+            <w:gridSpan w:val="2"/>
+          </w:tcPr>
+          <w:p>
+            <w:pPr>
+              <w:cnfStyle w:val="000000100000" w:firstRow="0" w:lastRow="0" w:firstColumn="0" w:lastColumn="0" w:oddVBand="0" w:evenVBand="0" w:oddHBand="1" w:evenHBand="0" w:firstRowFirstColumn="0" w:firstRowLastColumn="0" w:lastRowFirstColumn="0" w:lastRowLastColumn="0"/>
+            </w:pPr>
+            <w:r>
+              <w:rPr>
+                <w:rFonts w:ascii="Times New Roman" w:hAnsi="Times New Roman" w:cs="Times New Roman"/>
+              </w:rPr>
+              <w:t>Start Event</w:t>
+            </w:r>
+          </w:p>
+        </w:tc>
+      </w:tr>
+      <w:tr>
+        <w:trPr>
+          <w:trHeight w:val="460"/>
+        </w:trPr>
+        <w:tc>
+          <w:tcPr>
+            <w:cnfStyle w:val="001000000000" w:firstRow="0" w:lastRow="0" w:firstColumn="1" w:lastColumn="0" w:oddVBand="0" w:evenVBand="0" w:oddHBand="0" w:evenHBand="0" w:firstRowFirstColumn="0" w:firstRowLastColumn="0" w:lastRowFirstColumn="0" w:lastRowLastColumn="0"/>
+            <w:tcW w:w="1484" w:type="dxa"/>
+          </w:tcPr>
+          <w:p>
+            <w:pPr>
+              <w:jc w:val="center"/>
+            </w:pPr>
+            <w:r>
+              <w:rPr>
+                <w:rFonts w:ascii="Cambria Math" w:hAnsi="Cambria Math" w:cs="Cambria Math"/>
+              </w:rPr>
+              <w:t>◎</w:t>
+            </w:r>
+          </w:p>
+        </w:tc>
+        <w:tc>
+          <w:tcPr>
+            <w:tcW w:w="8633" w:type="dxa"/>
+            <w:gridSpan w:val="2"/>
+          </w:tcPr>
+          <w:p>
+            <w:pPr>
+              <w:cnfStyle w:val="000000000000" w:firstRow="0" w:lastRow="0" w:firstColumn="0" w:lastColumn="0" w:oddVBand="0" w:evenVBand="0" w:oddHBand="0" w:evenHBand="0" w:firstRowFirstColumn="0" w:firstRowLastColumn="0" w:lastRowFirstColumn="0" w:lastRowLastColumn="0"/>
+            </w:pPr>
+            <w:r>
+              <w:rPr>
+                <w:rFonts w:ascii="Times New Roman" w:hAnsi="Times New Roman" w:cs="Times New Roman"/>
+              </w:rPr>
+              <w:t>End Event</w:t>
+            </w:r>
+          </w:p>
+        </w:tc>
+      </w:tr>
+      <w:tr>
+        <w:trPr>
+          <w:cnfStyle w:val="000000100000" w:firstRow="0" w:lastRow="0" w:firstColumn="0" w:lastColumn="0" w:oddVBand="0" w:evenVBand="0" w:oddHBand="1" w:evenHBand="0" w:firstRowFirstColumn="0" w:firstRowLastColumn="0" w:lastRowFirstColumn="0" w:lastRowLastColumn="0"/>
+          <w:trHeight w:val="478"/>
+        </w:trPr>
+        <w:tc>
+          <w:tcPr>
+            <w:cnfStyle w:val="001000000000" w:firstRow="0" w:lastRow="0" w:firstColumn="1" w:lastColumn="0" w:oddVBand="0" w:evenVBand="0" w:oddHBand="0" w:evenHBand="0" w:firstRowFirstColumn="0" w:firstRowLastColumn="0" w:lastRowFirstColumn="0" w:lastRowLastColumn="0"/>
+            <w:tcW w:w="1484" w:type="dxa"/>
+          </w:tcPr>
+          <w:p>
+            <w:pPr>
+              <w:jc w:val="center"/>
+            </w:pPr>
+            <w:r>
+              <w:rPr>
+                <w:rFonts w:ascii="Cambria Math" w:hAnsi="Cambria Math" w:cs="Cambria Math"/>
+              </w:rPr>
+              <w:t>▢</w:t>
+            </w:r>
+          </w:p>
+        </w:tc>
+        <w:tc>
+          <w:tcPr>
+            <w:tcW w:w="8633" w:type="dxa"/>
+            <w:gridSpan w:val="2"/>
+          </w:tcPr>
+          <w:p>
+            <w:pPr>
+              <w:cnfStyle w:val="000000100000" w:firstRow="0" w:lastRow="0" w:firstColumn="0" w:lastColumn="0" w:oddVBand="0" w:evenVBand="0" w:oddHBand="1" w:evenHBand="0" w:firstRowFirstColumn="0" w:firstRowLastColumn="0" w:lastRowFirstColumn="0" w:lastRowLastColumn="0"/>
+            </w:pPr>
+            <w:r>
+              <w:rPr>
+                <w:rFonts w:ascii="Times New Roman" w:hAnsi="Times New Roman" w:cs="Times New Roman"/>
+              </w:rPr>
+              <w:t>Task/Activity</w:t>
+            </w:r>
+          </w:p>
+        </w:tc>
+      </w:tr>
+      <w:tr>
+        <w:trPr>
+          <w:trHeight w:val="460"/>
+        </w:trPr>
+        <w:tc>
+          <w:tcPr>
+            <w:cnfStyle w:val="001000000000" w:firstRow="0" w:lastRow="0" w:firstColumn="1" w:lastColumn="0" w:oddVBand="0" w:evenVBand="0" w:oddHBand="0" w:evenHBand="0" w:firstRowFirstColumn="0" w:firstRowLastColumn="0" w:lastRowFirstColumn="0" w:lastRowLastColumn="0"/>
+            <w:tcW w:w="1484" w:type="dxa"/>
+          </w:tcPr>
+          <w:p>
+            <w:pPr>
+              <w:jc w:val="center"/>
+            </w:pPr>
+            <w:r>
+              <w:rPr>
+                <w:rFonts w:ascii="Cambria Math" w:hAnsi="Cambria Math" w:cs="Cambria Math"/>
+              </w:rPr>
+              <w:t>◇</w:t>
+            </w:r>
+          </w:p>
+        </w:tc>
+        <w:tc>
+          <w:tcPr>
+            <w:tcW w:w="8633" w:type="dxa"/>
+            <w:gridSpan w:val="2"/>
+          </w:tcPr>
+          <w:p>
+            <w:pPr>
+              <w:cnfStyle w:val="000000000000" w:firstRow="0" w:lastRow="0" w:firstColumn="0" w:lastColumn="0" w:oddVBand="0" w:evenVBand="0" w:oddHBand="0" w:evenHBand="0" w:firstRowFirstColumn="0" w:firstRowLastColumn="0" w:lastRowFirstColumn="0" w:lastRowLastColumn="0"/>
+            </w:pPr>
+            <w:r>
+              <w:rPr>
+                <w:rFonts w:ascii="Times New Roman" w:hAnsi="Times New Roman" w:cs="Times New Roman"/>
+              </w:rPr>
+              <w:t>Exclusive Gateway/ Decision</w:t>
+            </w:r>
+          </w:p>
+        </w:tc>
+      </w:tr>
+      <w:tr>
+        <w:trPr>
+          <w:cnfStyle w:val="000000100000" w:firstRow="0" w:lastRow="0" w:firstColumn="0" w:lastColumn="0" w:oddVBand="0" w:evenVBand="0" w:oddHBand="1" w:evenHBand="0" w:firstRowFirstColumn="0" w:firstRowLastColumn="0" w:lastRowFirstColumn="0" w:lastRowLastColumn="0"/>
+          <w:trHeight w:val="460"/>
+        </w:trPr>
+        <w:tc>
+          <w:tcPr>
+            <w:cnfStyle w:val="001000000000" w:firstRow="0" w:lastRow="0" w:firstColumn="1" w:lastColumn="0" w:oddVBand="0" w:evenVBand="0" w:oddHBand="0" w:evenHBand="0" w:firstRowFirstColumn="0" w:firstRowLastColumn="0" w:lastRowFirstColumn="0" w:lastRowLastColumn="0"/>
+            <w:tcW w:w="1484" w:type="dxa"/>
+          </w:tcPr>
+          <w:p>
+            <w:pPr>
+              <w:jc w:val="center"/>
+            </w:pPr>
+            <w:r>
+              <w:rPr>
+                <w:rFonts w:ascii="Cambria Math" w:hAnsi="Cambria Math" w:cs="Cambria Math"/>
+                <w:b w:val="0"/>
+                <w:bCs w:val="0"/>
+              </w:rPr>
+              <w:t>→</w:t>
+            </w:r>
+          </w:p>
+        </w:tc>
+        <w:tc>
+          <w:tcPr>
+            <w:tcW w:w="8633" w:type="dxa"/>
+            <w:gridSpan w:val="2"/>
+          </w:tcPr>
+          <w:p>
+            <w:pPr>
+              <w:cnfStyle w:val="000000100000" w:firstRow="0" w:lastRow="0" w:firstColumn="0" w:lastColumn="0" w:oddVBand="0" w:evenVBand="0" w:oddHBand="1" w:evenHBand="0" w:firstRowFirstColumn="0" w:firstRowLastColumn="0" w:lastRowFirstColumn="0" w:lastRowLastColumn="0"/>
+            </w:pPr>
+            <w:r>
+              <w:rPr>
+                <w:rFonts w:ascii="Times New Roman" w:hAnsi="Times New Roman" w:cs="Times New Roman"/>
+              </w:rPr>
+              <w:t>Sequence Flow</w:t>
+            </w:r>
+          </w:p>
+        </w:tc>
+      </w:tr>
+      <w:tr>
+        <w:trPr>
+          <w:trHeight w:val="460"/>
+        </w:trPr>
+        <w:tc>
+          <w:tcPr>
+            <w:cnfStyle w:val="001000000000" w:firstRow="0" w:lastRow="0" w:firstColumn="1" w:lastColumn="0" w:oddVBand="0" w:evenVBand="0" w:oddHBand="0" w:evenHBand="0" w:firstRowFirstColumn="0" w:firstRowLastColumn="0" w:lastRowFirstColumn="0" w:lastRowLastColumn="0"/>
+            <w:tcW w:w="1484" w:type="dxa"/>
+          </w:tcPr>
+          <w:p>
+            <w:pPr>
+              <w:jc w:val="center"/>
+              <w:rPr>
+                <w:rFonts w:ascii="Cambria Math" w:hAnsi="Cambria Math" w:cs="Cambria Math"/>
+              </w:rPr>
+            </w:pPr>
+            <w:r>
+              <w:rPr>
+                <w:rFonts w:ascii="Times New Roman" w:hAnsi="Times New Roman" w:cs="Times New Roman"/>
+              </w:rPr>
+              <w:t>║</w:t>
+            </w:r>
+          </w:p>
+        </w:tc>
+        <w:tc>
+          <w:tcPr>
+            <w:tcW w:w="8633" w:type="dxa"/>
+            <w:gridSpan w:val="2"/>
+          </w:tcPr>
+          <w:p>
+            <w:pPr>
+              <w:cnfStyle w:val="000000000000" w:firstRow="0" w:lastRow="0" w:firstColumn="0" w:lastColumn="0" w:oddVBand="0" w:evenVBand="0" w:oddHBand="0" w:evenHBand="0" w:firstRowFirstColumn="0" w:firstRowLastColumn="0" w:lastRowFirstColumn="0" w:lastRowLastColumn="0"/>
+              <w:rPr>
+                <w:rFonts w:ascii="Times New Roman" w:hAnsi="Times New Roman" w:cs="Times New Roman"/>
+              </w:rPr>
+            </w:pPr>
+            <w:r>
+              <w:rPr>
+                <w:rFonts w:ascii="Times New Roman" w:hAnsi="Times New Roman" w:cs="Times New Roman"/>
+              </w:rPr>
+              <w:t>Fork/Split</w:t>
+            </w:r>
+            <w:r>
+              <w:rPr>
+                <w:rFonts w:ascii="Times New Roman" w:hAnsi="Times New Roman" w:cs="Times New Roman"/>
+              </w:rPr>
+              <w:t>/join</w:t>
+            </w:r>
+          </w:p>
+        </w:tc>
+      </w:tr>
+      <w:tr>
+        <w:trPr>
+          <w:cnfStyle w:val="000000100000" w:firstRow="0" w:lastRow="0" w:firstColumn="0" w:lastColumn="0" w:oddVBand="0" w:evenVBand="0" w:oddHBand="1" w:evenHBand="0" w:firstRowFirstColumn="0" w:firstRowLastColumn="0" w:lastRowFirstColumn="0" w:lastRowLastColumn="0"/>
+          <w:trHeight w:val="519"/>
+        </w:trPr>
+        <w:tc>
+          <w:tcPr>
+            <w:cnfStyle w:val="001000000000" w:firstRow="0" w:lastRow="0" w:firstColumn="1" w:lastColumn="0" w:oddVBand="0" w:evenVBand="0" w:oddHBand="0" w:evenHBand="0" w:firstRowFirstColumn="0" w:firstRowLastColumn="0" w:lastRowFirstColumn="0" w:lastRowLastColumn="0"/>
+            <w:tcW w:w="1484" w:type="dxa"/>
+          </w:tcPr>
+          <w:p>
+            <w:pPr>
+              <w:jc w:val="center"/>
+              <w:rPr>
+                <w:rFonts w:ascii="Times New Roman" w:hAnsi="Times New Roman" w:cs="Times New Roman"/>
+              </w:rPr>
+            </w:pPr>
+            <w:r>
+              <w:rPr>
+                <w:rFonts w:ascii="Segoe UI Symbol" w:hAnsi="Segoe UI Symbol" w:cs="Segoe UI Symbol"/>
+              </w:rPr>
+              <w:t>⏱</w:t>
+            </w:r>
+          </w:p>
+        </w:tc>
+        <w:tc>
+          <w:tcPr>
+            <w:tcW w:w="8633" w:type="dxa"/>
+            <w:gridSpan w:val="2"/>
+          </w:tcPr>
+          <w:p>
+            <w:pPr>
+              <w:cnfStyle w:val="000000100000" w:firstRow="0" w:lastRow="0" w:firstColumn="0" w:lastColumn="0" w:oddVBand="0" w:evenVBand="0" w:oddHBand="1" w:evenHBand="0" w:firstRowFirstColumn="0" w:firstRowLastColumn="0" w:lastRowFirstColumn="0" w:lastRowLastColumn="0"/>
+              <w:rPr>
+                <w:rFonts w:ascii="Times New Roman" w:hAnsi="Times New Roman" w:cs="Times New Roman"/>
+              </w:rPr>
+            </w:pPr>
+            <w:r>
+              <w:rPr>
+                <w:rFonts w:ascii="Times New Roman" w:hAnsi="Times New Roman" w:cs="Times New Roman"/>
+              </w:rPr>
+              <w:t xml:space="preserve">Timer icon </w:t>
+            </w:r>
+          </w:p>
+        </w:tc>
+      </w:tr>
+      <w:tr>
+        <w:trPr>
+          <w:trHeight w:val="540"/>
+        </w:trPr>
+        <w:tc>
+          <w:tcPr>
+            <w:cnfStyle w:val="001000000000" w:firstRow="0" w:lastRow="0" w:firstColumn="1" w:lastColumn="0" w:oddVBand="0" w:evenVBand="0" w:oddHBand="0" w:evenHBand="0" w:firstRowFirstColumn="0" w:firstRowLastColumn="0" w:lastRowFirstColumn="0" w:lastRowLastColumn="0"/>
+            <w:tcW w:w="1484" w:type="dxa"/>
+          </w:tcPr>
+          <w:p>
+            <w:pPr>
+              <w:jc w:val="center"/>
+              <w:rPr>
+                <w:rFonts w:ascii="Segoe UI Symbol" w:hAnsi="Segoe UI Symbol" w:cs="Segoe UI Symbol"/>
+              </w:rPr>
+            </w:pPr>
+            <w:r>
+              <w:rPr>
+                <w:rFonts w:ascii="Segoe UI Symbol" w:hAnsi="Segoe UI Symbol" w:cs="Segoe UI Symbol"/>
+              </w:rPr>
+              <w:t>⬤</w:t>
+            </w:r>
+          </w:p>
+        </w:tc>
+        <w:tc>
+          <w:tcPr>
+            <w:tcW w:w="8633" w:type="dxa"/>
+            <w:gridSpan w:val="2"/>
+          </w:tcPr>
+          <w:p>
+            <w:pPr>
+              <w:cnfStyle w:val="000000000000" w:firstRow="0" w:lastRow="0" w:firstColumn="0" w:lastColumn="0" w:oddVBand="0" w:evenVBand="0" w:oddHBand="0" w:evenHBand="0" w:firstRowFirstColumn="0" w:firstRowLastColumn="0" w:lastRowFirstColumn="0" w:lastRowLastColumn="0"/>
+              <w:rPr>
+                <w:rFonts w:ascii="Times New Roman" w:hAnsi="Times New Roman" w:cs="Times New Roman"/>
+              </w:rPr>
+            </w:pPr>
+            <w:r>
+              <w:rPr>
+                <w:rFonts w:ascii="Times New Roman" w:hAnsi="Times New Roman" w:cs="Times New Roman"/>
+              </w:rPr>
+              <w:t>End</w:t>
+            </w:r>
+          </w:p>
+        </w:tc>
+      </w:tr>
+    </w:tbl>
+    <w:p>
+      <w:pPr>
+        <w:rPr>
+          <w:sz w:val="32"/>
+          <w:szCs w:val="32"/>
+        </w:rPr>
+      </w:pPr>
+    </w:p>
     <w:p>
       <w:pPr>
         <w:rPr>
@@ -808,7 +1204,1262 @@
           <w:szCs w:val="32"/>
         </w:rPr>
       </w:pPr>
-    </w:p>
+      <w:r>
+        <w:rPr>
+          <w:noProof/>
+          <w:color w:val="4472C4" w:themeColor="accent1"/>
+          <w:sz w:val="32"/>
+          <w:szCs w:val="32"/>
+        </w:rPr>
+        <w:lastRenderedPageBreak/>
+        <w:drawing>
+          <wp:inline distT="0" distB="0" distL="0" distR="0" wp14:anchorId="0DB4596D" wp14:editId="4C310BF4">
+            <wp:extent cx="6073140" cy="9251950"/>
+            <wp:effectExtent l="0" t="0" r="3810" b="6350"/>
+            <wp:docPr id="614321884" name="Picture 2"/>
+            <wp:cNvGraphicFramePr>
+              <a:graphicFrameLocks xmlns:a="http://schemas.openxmlformats.org/drawingml/2006/main" noChangeAspect="1"/>
+            </wp:cNvGraphicFramePr>
+            <a:graphic xmlns:a="http://schemas.openxmlformats.org/drawingml/2006/main">
+              <a:graphicData uri="http://schemas.openxmlformats.org/drawingml/2006/picture">
+                <pic:pic xmlns:pic="http://schemas.openxmlformats.org/drawingml/2006/picture">
+                  <pic:nvPicPr>
+                    <pic:cNvPr id="614321884" name="Picture 614321884"/>
+                    <pic:cNvPicPr/>
+                  </pic:nvPicPr>
+                  <pic:blipFill>
+                    <a:blip r:embed="rId4">
+                      <a:extLst>
+                        <a:ext uri="{28A0092B-C50C-407E-A947-70E740481C1C}">
+                          <a14:useLocalDpi xmlns:a14="http://schemas.microsoft.com/office/drawing/2010/main" val="0"/>
+                        </a:ext>
+                      </a:extLst>
+                    </a:blip>
+                    <a:stretch>
+                      <a:fillRect/>
+                    </a:stretch>
+                  </pic:blipFill>
+                  <pic:spPr>
+                    <a:xfrm>
+                      <a:off x="0" y="0"/>
+                      <a:ext cx="6073140" cy="9251950"/>
+                    </a:xfrm>
+                    <a:prstGeom prst="rect">
+                      <a:avLst/>
+                    </a:prstGeom>
+                  </pic:spPr>
+                </pic:pic>
+              </a:graphicData>
+            </a:graphic>
+          </wp:inline>
+        </w:drawing>
+      </w:r>
+    </w:p>
+    <w:p>
+      <w:pPr>
+        <w:rPr>
+          <w:color w:val="000000" w:themeColor="text1"/>
+        </w:rPr>
+      </w:pPr>
+    </w:p>
+    <w:p>
+      <w:pPr>
+        <w:pBdr>
+          <w:bottom w:val="single" w:sz="12" w:space="1" w:color="auto"/>
+        </w:pBdr>
+        <w:rPr>
+          <w:b/>
+          <w:bCs/>
+          <w:color w:val="4472C4" w:themeColor="accent1"/>
+        </w:rPr>
+      </w:pPr>
+      <w:r>
+        <w:rPr>
+          <w:b/>
+          <w:bCs/>
+          <w:color w:val="4472C4" w:themeColor="accent1"/>
+        </w:rPr>
+        <w:t>AS-IS VS TO-BE COMPARISON</w:t>
+      </w:r>
+    </w:p>
+    <w:tbl>
+      <w:tblPr>
+        <w:tblStyle w:val="GridTable4-Accent2"/>
+        <w:tblW w:w="9036" w:type="dxa"/>
+        <w:tblLook w:val="04A0" w:firstRow="1" w:lastRow="0" w:firstColumn="1" w:lastColumn="0" w:noHBand="0" w:noVBand="1"/>
+      </w:tblPr>
+      <w:tblGrid>
+        <w:gridCol w:w="2058"/>
+        <w:gridCol w:w="2395"/>
+        <w:gridCol w:w="2465"/>
+        <w:gridCol w:w="2118"/>
+      </w:tblGrid>
+      <w:tr>
+        <w:trPr>
+          <w:cnfStyle w:val="100000000000" w:firstRow="1" w:lastRow="0" w:firstColumn="0" w:lastColumn="0" w:oddVBand="0" w:evenVBand="0" w:oddHBand="0" w:evenHBand="0" w:firstRowFirstColumn="0" w:firstRowLastColumn="0" w:lastRowFirstColumn="0" w:lastRowLastColumn="0"/>
+          <w:trHeight w:val="373"/>
+        </w:trPr>
+        <w:tc>
+          <w:tcPr>
+            <w:cnfStyle w:val="001000000000" w:firstRow="0" w:lastRow="0" w:firstColumn="1" w:lastColumn="0" w:oddVBand="0" w:evenVBand="0" w:oddHBand="0" w:evenHBand="0" w:firstRowFirstColumn="0" w:firstRowLastColumn="0" w:lastRowFirstColumn="0" w:lastRowLastColumn="0"/>
+            <w:tcW w:w="2058" w:type="dxa"/>
+            <w:hideMark/>
+          </w:tcPr>
+          <w:p>
+            <w:pPr>
+              <w:spacing w:after="160" w:line="278" w:lineRule="auto"/>
+              <w:rPr>
+                <w:color w:val="000000" w:themeColor="text1"/>
+              </w:rPr>
+            </w:pPr>
+            <w:r>
+              <w:rPr>
+                <w:color w:val="000000" w:themeColor="text1"/>
+              </w:rPr>
+              <w:t>Dimension</w:t>
+            </w:r>
+          </w:p>
+        </w:tc>
+        <w:tc>
+          <w:tcPr>
+            <w:tcW w:w="2395" w:type="dxa"/>
+            <w:hideMark/>
+          </w:tcPr>
+          <w:p>
+            <w:pPr>
+              <w:spacing w:after="160" w:line="278" w:lineRule="auto"/>
+              <w:cnfStyle w:val="100000000000" w:firstRow="1" w:lastRow="0" w:firstColumn="0" w:lastColumn="0" w:oddVBand="0" w:evenVBand="0" w:oddHBand="0" w:evenHBand="0" w:firstRowFirstColumn="0" w:firstRowLastColumn="0" w:lastRowFirstColumn="0" w:lastRowLastColumn="0"/>
+              <w:rPr>
+                <w:color w:val="000000" w:themeColor="text1"/>
+              </w:rPr>
+            </w:pPr>
+            <w:r>
+              <w:rPr>
+                <w:color w:val="000000" w:themeColor="text1"/>
+              </w:rPr>
+              <w:t>As-Is (Current State)</w:t>
+            </w:r>
+          </w:p>
+        </w:tc>
+        <w:tc>
+          <w:tcPr>
+            <w:tcW w:w="2465" w:type="dxa"/>
+            <w:hideMark/>
+          </w:tcPr>
+          <w:p>
+            <w:pPr>
+              <w:spacing w:after="160" w:line="278" w:lineRule="auto"/>
+              <w:cnfStyle w:val="100000000000" w:firstRow="1" w:lastRow="0" w:firstColumn="0" w:lastColumn="0" w:oddVBand="0" w:evenVBand="0" w:oddHBand="0" w:evenHBand="0" w:firstRowFirstColumn="0" w:firstRowLastColumn="0" w:lastRowFirstColumn="0" w:lastRowLastColumn="0"/>
+              <w:rPr>
+                <w:color w:val="000000" w:themeColor="text1"/>
+              </w:rPr>
+            </w:pPr>
+            <w:r>
+              <w:rPr>
+                <w:color w:val="000000" w:themeColor="text1"/>
+              </w:rPr>
+              <w:t>To-Be (Future State)</w:t>
+            </w:r>
+          </w:p>
+        </w:tc>
+        <w:tc>
+          <w:tcPr>
+            <w:tcW w:w="2118" w:type="dxa"/>
+            <w:hideMark/>
+          </w:tcPr>
+          <w:p>
+            <w:pPr>
+              <w:spacing w:after="160" w:line="278" w:lineRule="auto"/>
+              <w:cnfStyle w:val="100000000000" w:firstRow="1" w:lastRow="0" w:firstColumn="0" w:lastColumn="0" w:oddVBand="0" w:evenVBand="0" w:oddHBand="0" w:evenHBand="0" w:firstRowFirstColumn="0" w:firstRowLastColumn="0" w:lastRowFirstColumn="0" w:lastRowLastColumn="0"/>
+              <w:rPr>
+                <w:color w:val="000000" w:themeColor="text1"/>
+              </w:rPr>
+            </w:pPr>
+            <w:r>
+              <w:rPr>
+                <w:color w:val="000000" w:themeColor="text1"/>
+              </w:rPr>
+              <w:t>Improvement</w:t>
+            </w:r>
+          </w:p>
+        </w:tc>
+      </w:tr>
+      <w:tr>
+        <w:trPr>
+          <w:cnfStyle w:val="000000100000" w:firstRow="0" w:lastRow="0" w:firstColumn="0" w:lastColumn="0" w:oddVBand="0" w:evenVBand="0" w:oddHBand="1" w:evenHBand="0" w:firstRowFirstColumn="0" w:firstRowLastColumn="0" w:lastRowFirstColumn="0" w:lastRowLastColumn="0"/>
+          <w:trHeight w:val="1005"/>
+        </w:trPr>
+        <w:tc>
+          <w:tcPr>
+            <w:cnfStyle w:val="001000000000" w:firstRow="0" w:lastRow="0" w:firstColumn="1" w:lastColumn="0" w:oddVBand="0" w:evenVBand="0" w:oddHBand="0" w:evenHBand="0" w:firstRowFirstColumn="0" w:firstRowLastColumn="0" w:lastRowFirstColumn="0" w:lastRowLastColumn="0"/>
+            <w:tcW w:w="2058" w:type="dxa"/>
+            <w:hideMark/>
+          </w:tcPr>
+          <w:p>
+            <w:pPr>
+              <w:spacing w:after="160" w:line="278" w:lineRule="auto"/>
+              <w:rPr>
+                <w:color w:val="000000" w:themeColor="text1"/>
+              </w:rPr>
+            </w:pPr>
+            <w:r>
+              <w:rPr>
+                <w:color w:val="000000" w:themeColor="text1"/>
+              </w:rPr>
+              <w:t>Return initiation</w:t>
+            </w:r>
+          </w:p>
+        </w:tc>
+        <w:tc>
+          <w:tcPr>
+            <w:tcW w:w="2395" w:type="dxa"/>
+            <w:hideMark/>
+          </w:tcPr>
+          <w:p>
+            <w:pPr>
+              <w:spacing w:after="160" w:line="278" w:lineRule="auto"/>
+              <w:cnfStyle w:val="000000100000" w:firstRow="0" w:lastRow="0" w:firstColumn="0" w:lastColumn="0" w:oddVBand="0" w:evenVBand="0" w:oddHBand="1" w:evenHBand="0" w:firstRowFirstColumn="0" w:firstRowLastColumn="0" w:lastRowFirstColumn="0" w:lastRowLastColumn="0"/>
+              <w:rPr>
+                <w:color w:val="000000" w:themeColor="text1"/>
+              </w:rPr>
+            </w:pPr>
+            <w:r>
+              <w:rPr>
+                <w:color w:val="000000" w:themeColor="text1"/>
+              </w:rPr>
+              <w:t>Customer sends unstructured email</w:t>
+            </w:r>
+          </w:p>
+        </w:tc>
+        <w:tc>
+          <w:tcPr>
+            <w:tcW w:w="2465" w:type="dxa"/>
+            <w:hideMark/>
+          </w:tcPr>
+          <w:p>
+            <w:pPr>
+              <w:spacing w:after="160" w:line="278" w:lineRule="auto"/>
+              <w:cnfStyle w:val="000000100000" w:firstRow="0" w:lastRow="0" w:firstColumn="0" w:lastColumn="0" w:oddVBand="0" w:evenVBand="0" w:oddHBand="1" w:evenHBand="0" w:firstRowFirstColumn="0" w:firstRowLastColumn="0" w:lastRowFirstColumn="0" w:lastRowLastColumn="0"/>
+              <w:rPr>
+                <w:color w:val="000000" w:themeColor="text1"/>
+              </w:rPr>
+            </w:pPr>
+            <w:r>
+              <w:rPr>
+                <w:color w:val="000000" w:themeColor="text1"/>
+              </w:rPr>
+              <w:t>Customer fills structured portal form in &lt;2 min</w:t>
+            </w:r>
+          </w:p>
+        </w:tc>
+        <w:tc>
+          <w:tcPr>
+            <w:tcW w:w="2118" w:type="dxa"/>
+            <w:hideMark/>
+          </w:tcPr>
+          <w:p>
+            <w:pPr>
+              <w:spacing w:after="160" w:line="278" w:lineRule="auto"/>
+              <w:cnfStyle w:val="000000100000" w:firstRow="0" w:lastRow="0" w:firstColumn="0" w:lastColumn="0" w:oddVBand="0" w:evenVBand="0" w:oddHBand="1" w:evenHBand="0" w:firstRowFirstColumn="0" w:firstRowLastColumn="0" w:lastRowFirstColumn="0" w:lastRowLastColumn="0"/>
+              <w:rPr>
+                <w:color w:val="000000" w:themeColor="text1"/>
+              </w:rPr>
+            </w:pPr>
+            <w:r>
+              <w:rPr>
+                <w:color w:val="000000" w:themeColor="text1"/>
+              </w:rPr>
+              <w:t>Self-service, zero agent contact for standard returns</w:t>
+            </w:r>
+          </w:p>
+        </w:tc>
+      </w:tr>
+      <w:tr>
+        <w:trPr>
+          <w:trHeight w:val="883"/>
+        </w:trPr>
+        <w:tc>
+          <w:tcPr>
+            <w:cnfStyle w:val="001000000000" w:firstRow="0" w:lastRow="0" w:firstColumn="1" w:lastColumn="0" w:oddVBand="0" w:evenVBand="0" w:oddHBand="0" w:evenHBand="0" w:firstRowFirstColumn="0" w:firstRowLastColumn="0" w:lastRowFirstColumn="0" w:lastRowLastColumn="0"/>
+            <w:tcW w:w="2058" w:type="dxa"/>
+            <w:hideMark/>
+          </w:tcPr>
+          <w:p>
+            <w:pPr>
+              <w:spacing w:after="160" w:line="278" w:lineRule="auto"/>
+              <w:rPr>
+                <w:color w:val="000000" w:themeColor="text1"/>
+              </w:rPr>
+            </w:pPr>
+            <w:r>
+              <w:rPr>
+                <w:color w:val="000000" w:themeColor="text1"/>
+              </w:rPr>
+              <w:t>Eligibility check</w:t>
+            </w:r>
+          </w:p>
+        </w:tc>
+        <w:tc>
+          <w:tcPr>
+            <w:tcW w:w="2395" w:type="dxa"/>
+            <w:hideMark/>
+          </w:tcPr>
+          <w:p>
+            <w:pPr>
+              <w:spacing w:after="160" w:line="278" w:lineRule="auto"/>
+              <w:cnfStyle w:val="000000000000" w:firstRow="0" w:lastRow="0" w:firstColumn="0" w:lastColumn="0" w:oddVBand="0" w:evenVBand="0" w:oddHBand="0" w:evenHBand="0" w:firstRowFirstColumn="0" w:firstRowLastColumn="0" w:lastRowFirstColumn="0" w:lastRowLastColumn="0"/>
+              <w:rPr>
+                <w:color w:val="000000" w:themeColor="text1"/>
+              </w:rPr>
+            </w:pPr>
+            <w:r>
+              <w:rPr>
+                <w:color w:val="000000" w:themeColor="text1"/>
+              </w:rPr>
+              <w:t>Manual — agent checks outdated Google Sheet</w:t>
+            </w:r>
+          </w:p>
+        </w:tc>
+        <w:tc>
+          <w:tcPr>
+            <w:tcW w:w="2465" w:type="dxa"/>
+            <w:hideMark/>
+          </w:tcPr>
+          <w:p>
+            <w:pPr>
+              <w:spacing w:after="160" w:line="278" w:lineRule="auto"/>
+              <w:cnfStyle w:val="000000000000" w:firstRow="0" w:lastRow="0" w:firstColumn="0" w:lastColumn="0" w:oddVBand="0" w:evenVBand="0" w:oddHBand="0" w:evenHBand="0" w:firstRowFirstColumn="0" w:firstRowLastColumn="0" w:lastRowFirstColumn="0" w:lastRowLastColumn="0"/>
+              <w:rPr>
+                <w:color w:val="000000" w:themeColor="text1"/>
+              </w:rPr>
+            </w:pPr>
+            <w:r>
+              <w:rPr>
+                <w:color w:val="000000" w:themeColor="text1"/>
+              </w:rPr>
+              <w:t>Automated — system queries live order data in &lt;2 sec</w:t>
+            </w:r>
+          </w:p>
+        </w:tc>
+        <w:tc>
+          <w:tcPr>
+            <w:tcW w:w="2118" w:type="dxa"/>
+            <w:hideMark/>
+          </w:tcPr>
+          <w:p>
+            <w:pPr>
+              <w:spacing w:after="160" w:line="278" w:lineRule="auto"/>
+              <w:cnfStyle w:val="000000000000" w:firstRow="0" w:lastRow="0" w:firstColumn="0" w:lastColumn="0" w:oddVBand="0" w:evenVBand="0" w:oddHBand="0" w:evenHBand="0" w:firstRowFirstColumn="0" w:firstRowLastColumn="0" w:lastRowFirstColumn="0" w:lastRowLastColumn="0"/>
+              <w:rPr>
+                <w:color w:val="000000" w:themeColor="text1"/>
+              </w:rPr>
+            </w:pPr>
+            <w:r>
+              <w:rPr>
+                <w:color w:val="000000" w:themeColor="text1"/>
+              </w:rPr>
+              <w:t>No incorrect approvals, instant decision</w:t>
+            </w:r>
+          </w:p>
+        </w:tc>
+      </w:tr>
+      <w:tr>
+        <w:trPr>
+          <w:cnfStyle w:val="000000100000" w:firstRow="0" w:lastRow="0" w:firstColumn="0" w:lastColumn="0" w:oddVBand="0" w:evenVBand="0" w:oddHBand="1" w:evenHBand="0" w:firstRowFirstColumn="0" w:firstRowLastColumn="0" w:lastRowFirstColumn="0" w:lastRowLastColumn="0"/>
+          <w:trHeight w:val="1147"/>
+        </w:trPr>
+        <w:tc>
+          <w:tcPr>
+            <w:cnfStyle w:val="001000000000" w:firstRow="0" w:lastRow="0" w:firstColumn="1" w:lastColumn="0" w:oddVBand="0" w:evenVBand="0" w:oddHBand="0" w:evenHBand="0" w:firstRowFirstColumn="0" w:firstRowLastColumn="0" w:lastRowFirstColumn="0" w:lastRowLastColumn="0"/>
+            <w:tcW w:w="2058" w:type="dxa"/>
+            <w:hideMark/>
+          </w:tcPr>
+          <w:p>
+            <w:pPr>
+              <w:spacing w:after="160" w:line="278" w:lineRule="auto"/>
+              <w:rPr>
+                <w:color w:val="000000" w:themeColor="text1"/>
+              </w:rPr>
+            </w:pPr>
+            <w:r>
+              <w:rPr>
+                <w:color w:val="000000" w:themeColor="text1"/>
+              </w:rPr>
+              <w:t>Customer acknowledgement</w:t>
+            </w:r>
+          </w:p>
+        </w:tc>
+        <w:tc>
+          <w:tcPr>
+            <w:tcW w:w="2395" w:type="dxa"/>
+            <w:hideMark/>
+          </w:tcPr>
+          <w:p>
+            <w:pPr>
+              <w:spacing w:after="160" w:line="278" w:lineRule="auto"/>
+              <w:cnfStyle w:val="000000100000" w:firstRow="0" w:lastRow="0" w:firstColumn="0" w:lastColumn="0" w:oddVBand="0" w:evenVBand="0" w:oddHBand="1" w:evenHBand="0" w:firstRowFirstColumn="0" w:firstRowLastColumn="0" w:lastRowFirstColumn="0" w:lastRowLastColumn="0"/>
+              <w:rPr>
+                <w:color w:val="000000" w:themeColor="text1"/>
+              </w:rPr>
+            </w:pPr>
+            <w:r>
+              <w:rPr>
+                <w:color w:val="000000" w:themeColor="text1"/>
+              </w:rPr>
+              <w:t>Agent replies manually, 12–36 hours later</w:t>
+            </w:r>
+          </w:p>
+        </w:tc>
+        <w:tc>
+          <w:tcPr>
+            <w:tcW w:w="2465" w:type="dxa"/>
+            <w:hideMark/>
+          </w:tcPr>
+          <w:p>
+            <w:pPr>
+              <w:spacing w:after="160" w:line="278" w:lineRule="auto"/>
+              <w:cnfStyle w:val="000000100000" w:firstRow="0" w:lastRow="0" w:firstColumn="0" w:lastColumn="0" w:oddVBand="0" w:evenVBand="0" w:oddHBand="1" w:evenHBand="0" w:firstRowFirstColumn="0" w:firstRowLastColumn="0" w:lastRowFirstColumn="0" w:lastRowLastColumn="0"/>
+              <w:rPr>
+                <w:color w:val="000000" w:themeColor="text1"/>
+              </w:rPr>
+            </w:pPr>
+            <w:r>
+              <w:rPr>
+                <w:color w:val="000000" w:themeColor="text1"/>
+              </w:rPr>
+              <w:t>Automated confirmation email within 2 minutes</w:t>
+            </w:r>
+          </w:p>
+        </w:tc>
+        <w:tc>
+          <w:tcPr>
+            <w:tcW w:w="2118" w:type="dxa"/>
+            <w:hideMark/>
+          </w:tcPr>
+          <w:p>
+            <w:pPr>
+              <w:spacing w:after="160" w:line="278" w:lineRule="auto"/>
+              <w:cnfStyle w:val="000000100000" w:firstRow="0" w:lastRow="0" w:firstColumn="0" w:lastColumn="0" w:oddVBand="0" w:evenVBand="0" w:oddHBand="1" w:evenHBand="0" w:firstRowFirstColumn="0" w:firstRowLastColumn="0" w:lastRowFirstColumn="0" w:lastRowLastColumn="0"/>
+              <w:rPr>
+                <w:color w:val="000000" w:themeColor="text1"/>
+              </w:rPr>
+            </w:pPr>
+            <w:r>
+              <w:rPr>
+                <w:color w:val="000000" w:themeColor="text1"/>
+              </w:rPr>
+              <w:t>Instant acknowledgement, reference number provided</w:t>
+            </w:r>
+          </w:p>
+        </w:tc>
+      </w:tr>
+      <w:tr>
+        <w:trPr>
+          <w:trHeight w:val="1147"/>
+        </w:trPr>
+        <w:tc>
+          <w:tcPr>
+            <w:cnfStyle w:val="001000000000" w:firstRow="0" w:lastRow="0" w:firstColumn="1" w:lastColumn="0" w:oddVBand="0" w:evenVBand="0" w:oddHBand="0" w:evenHBand="0" w:firstRowFirstColumn="0" w:firstRowLastColumn="0" w:lastRowFirstColumn="0" w:lastRowLastColumn="0"/>
+            <w:tcW w:w="2058" w:type="dxa"/>
+            <w:hideMark/>
+          </w:tcPr>
+          <w:p>
+            <w:pPr>
+              <w:spacing w:after="160" w:line="278" w:lineRule="auto"/>
+              <w:rPr>
+                <w:color w:val="000000" w:themeColor="text1"/>
+              </w:rPr>
+            </w:pPr>
+            <w:r>
+              <w:rPr>
+                <w:color w:val="000000" w:themeColor="text1"/>
+              </w:rPr>
+              <w:t>Return shipping</w:t>
+            </w:r>
+          </w:p>
+        </w:tc>
+        <w:tc>
+          <w:tcPr>
+            <w:tcW w:w="2395" w:type="dxa"/>
+            <w:hideMark/>
+          </w:tcPr>
+          <w:p>
+            <w:pPr>
+              <w:spacing w:after="160" w:line="278" w:lineRule="auto"/>
+              <w:cnfStyle w:val="000000000000" w:firstRow="0" w:lastRow="0" w:firstColumn="0" w:lastColumn="0" w:oddVBand="0" w:evenVBand="0" w:oddHBand="0" w:evenHBand="0" w:firstRowFirstColumn="0" w:firstRowLastColumn="0" w:lastRowFirstColumn="0" w:lastRowLastColumn="0"/>
+              <w:rPr>
+                <w:color w:val="000000" w:themeColor="text1"/>
+              </w:rPr>
+            </w:pPr>
+            <w:r>
+              <w:rPr>
+                <w:color w:val="000000" w:themeColor="text1"/>
+              </w:rPr>
+              <w:t>Customer arranges own courier at own cost</w:t>
+            </w:r>
+          </w:p>
+        </w:tc>
+        <w:tc>
+          <w:tcPr>
+            <w:tcW w:w="2465" w:type="dxa"/>
+            <w:hideMark/>
+          </w:tcPr>
+          <w:p>
+            <w:pPr>
+              <w:spacing w:after="160" w:line="278" w:lineRule="auto"/>
+              <w:cnfStyle w:val="000000000000" w:firstRow="0" w:lastRow="0" w:firstColumn="0" w:lastColumn="0" w:oddVBand="0" w:evenVBand="0" w:oddHBand="0" w:evenHBand="0" w:firstRowFirstColumn="0" w:firstRowLastColumn="0" w:lastRowFirstColumn="0" w:lastRowLastColumn="0"/>
+              <w:rPr>
+                <w:color w:val="000000" w:themeColor="text1"/>
+              </w:rPr>
+            </w:pPr>
+            <w:r>
+              <w:rPr>
+                <w:color w:val="000000" w:themeColor="text1"/>
+              </w:rPr>
+              <w:t>Pre-paid label auto-generated and emailed in &lt;5 min</w:t>
+            </w:r>
+          </w:p>
+        </w:tc>
+        <w:tc>
+          <w:tcPr>
+            <w:tcW w:w="2118" w:type="dxa"/>
+            <w:hideMark/>
+          </w:tcPr>
+          <w:p>
+            <w:pPr>
+              <w:spacing w:after="160" w:line="278" w:lineRule="auto"/>
+              <w:cnfStyle w:val="000000000000" w:firstRow="0" w:lastRow="0" w:firstColumn="0" w:lastColumn="0" w:oddVBand="0" w:evenVBand="0" w:oddHBand="0" w:evenHBand="0" w:firstRowFirstColumn="0" w:firstRowLastColumn="0" w:lastRowFirstColumn="0" w:lastRowLastColumn="0"/>
+              <w:rPr>
+                <w:color w:val="000000" w:themeColor="text1"/>
+              </w:rPr>
+            </w:pPr>
+            <w:r>
+              <w:rPr>
+                <w:color w:val="000000" w:themeColor="text1"/>
+              </w:rPr>
+              <w:t>Zero friction for customer, all returns use standard courier</w:t>
+            </w:r>
+          </w:p>
+        </w:tc>
+      </w:tr>
+      <w:tr>
+        <w:trPr>
+          <w:cnfStyle w:val="000000100000" w:firstRow="0" w:lastRow="0" w:firstColumn="0" w:lastColumn="0" w:oddVBand="0" w:evenVBand="0" w:oddHBand="1" w:evenHBand="0" w:firstRowFirstColumn="0" w:firstRowLastColumn="0" w:lastRowFirstColumn="0" w:lastRowLastColumn="0"/>
+          <w:trHeight w:val="1147"/>
+        </w:trPr>
+        <w:tc>
+          <w:tcPr>
+            <w:cnfStyle w:val="001000000000" w:firstRow="0" w:lastRow="0" w:firstColumn="1" w:lastColumn="0" w:oddVBand="0" w:evenVBand="0" w:oddHBand="0" w:evenHBand="0" w:firstRowFirstColumn="0" w:firstRowLastColumn="0" w:lastRowFirstColumn="0" w:lastRowLastColumn="0"/>
+            <w:tcW w:w="2058" w:type="dxa"/>
+            <w:hideMark/>
+          </w:tcPr>
+          <w:p>
+            <w:pPr>
+              <w:spacing w:after="160" w:line="278" w:lineRule="auto"/>
+              <w:rPr>
+                <w:color w:val="000000" w:themeColor="text1"/>
+              </w:rPr>
+            </w:pPr>
+            <w:r>
+              <w:rPr>
+                <w:color w:val="000000" w:themeColor="text1"/>
+              </w:rPr>
+              <w:t>Warehouse notification</w:t>
+            </w:r>
+          </w:p>
+        </w:tc>
+        <w:tc>
+          <w:tcPr>
+            <w:tcW w:w="2395" w:type="dxa"/>
+            <w:hideMark/>
+          </w:tcPr>
+          <w:p>
+            <w:pPr>
+              <w:spacing w:after="160" w:line="278" w:lineRule="auto"/>
+              <w:cnfStyle w:val="000000100000" w:firstRow="0" w:lastRow="0" w:firstColumn="0" w:lastColumn="0" w:oddVBand="0" w:evenVBand="0" w:oddHBand="1" w:evenHBand="0" w:firstRowFirstColumn="0" w:firstRowLastColumn="0" w:lastRowFirstColumn="0" w:lastRowLastColumn="0"/>
+              <w:rPr>
+                <w:color w:val="000000" w:themeColor="text1"/>
+              </w:rPr>
+            </w:pPr>
+            <w:r>
+              <w:rPr>
+                <w:color w:val="000000" w:themeColor="text1"/>
+              </w:rPr>
+              <w:t>WhatsApp from agent, incomplete details</w:t>
+            </w:r>
+          </w:p>
+        </w:tc>
+        <w:tc>
+          <w:tcPr>
+            <w:tcW w:w="2465" w:type="dxa"/>
+            <w:hideMark/>
+          </w:tcPr>
+          <w:p>
+            <w:pPr>
+              <w:spacing w:after="160" w:line="278" w:lineRule="auto"/>
+              <w:cnfStyle w:val="000000100000" w:firstRow="0" w:lastRow="0" w:firstColumn="0" w:lastColumn="0" w:oddVBand="0" w:evenVBand="0" w:oddHBand="1" w:evenHBand="0" w:firstRowFirstColumn="0" w:firstRowLastColumn="0" w:lastRowFirstColumn="0" w:lastRowLastColumn="0"/>
+              <w:rPr>
+                <w:color w:val="000000" w:themeColor="text1"/>
+              </w:rPr>
+            </w:pPr>
+            <w:r>
+              <w:rPr>
+                <w:color w:val="000000" w:themeColor="text1"/>
+              </w:rPr>
+              <w:t>Structured automated notification in Warehouse Dashboard</w:t>
+            </w:r>
+          </w:p>
+        </w:tc>
+        <w:tc>
+          <w:tcPr>
+            <w:tcW w:w="2118" w:type="dxa"/>
+            <w:hideMark/>
+          </w:tcPr>
+          <w:p>
+            <w:pPr>
+              <w:spacing w:after="160" w:line="278" w:lineRule="auto"/>
+              <w:cnfStyle w:val="000000100000" w:firstRow="0" w:lastRow="0" w:firstColumn="0" w:lastColumn="0" w:oddVBand="0" w:evenVBand="0" w:oddHBand="1" w:evenHBand="0" w:firstRowFirstColumn="0" w:firstRowLastColumn="0" w:lastRowFirstColumn="0" w:lastRowLastColumn="0"/>
+              <w:rPr>
+                <w:color w:val="000000" w:themeColor="text1"/>
+              </w:rPr>
+            </w:pPr>
+            <w:r>
+              <w:rPr>
+                <w:color w:val="000000" w:themeColor="text1"/>
+              </w:rPr>
+              <w:t>Full advance notice, staff planning enabled</w:t>
+            </w:r>
+          </w:p>
+        </w:tc>
+      </w:tr>
+      <w:tr>
+        <w:trPr>
+          <w:trHeight w:val="1147"/>
+        </w:trPr>
+        <w:tc>
+          <w:tcPr>
+            <w:cnfStyle w:val="001000000000" w:firstRow="0" w:lastRow="0" w:firstColumn="1" w:lastColumn="0" w:oddVBand="0" w:evenVBand="0" w:oddHBand="0" w:evenHBand="0" w:firstRowFirstColumn="0" w:firstRowLastColumn="0" w:lastRowFirstColumn="0" w:lastRowLastColumn="0"/>
+            <w:tcW w:w="2058" w:type="dxa"/>
+            <w:hideMark/>
+          </w:tcPr>
+          <w:p>
+            <w:pPr>
+              <w:spacing w:after="160" w:line="278" w:lineRule="auto"/>
+              <w:rPr>
+                <w:color w:val="000000" w:themeColor="text1"/>
+              </w:rPr>
+            </w:pPr>
+            <w:r>
+              <w:rPr>
+                <w:color w:val="000000" w:themeColor="text1"/>
+              </w:rPr>
+              <w:t>Refund trigger</w:t>
+            </w:r>
+          </w:p>
+        </w:tc>
+        <w:tc>
+          <w:tcPr>
+            <w:tcW w:w="2395" w:type="dxa"/>
+            <w:hideMark/>
+          </w:tcPr>
+          <w:p>
+            <w:pPr>
+              <w:spacing w:after="160" w:line="278" w:lineRule="auto"/>
+              <w:cnfStyle w:val="000000000000" w:firstRow="0" w:lastRow="0" w:firstColumn="0" w:lastColumn="0" w:oddVBand="0" w:evenVBand="0" w:oddHBand="0" w:evenHBand="0" w:firstRowFirstColumn="0" w:firstRowLastColumn="0" w:lastRowFirstColumn="0" w:lastRowLastColumn="0"/>
+              <w:rPr>
+                <w:color w:val="000000" w:themeColor="text1"/>
+              </w:rPr>
+            </w:pPr>
+            <w:r>
+              <w:rPr>
+                <w:color w:val="000000" w:themeColor="text1"/>
+              </w:rPr>
+              <w:t>Finance checks shared Sheet manually, batch processing</w:t>
+            </w:r>
+          </w:p>
+        </w:tc>
+        <w:tc>
+          <w:tcPr>
+            <w:tcW w:w="2465" w:type="dxa"/>
+            <w:hideMark/>
+          </w:tcPr>
+          <w:p>
+            <w:pPr>
+              <w:spacing w:after="160" w:line="278" w:lineRule="auto"/>
+              <w:cnfStyle w:val="000000000000" w:firstRow="0" w:lastRow="0" w:firstColumn="0" w:lastColumn="0" w:oddVBand="0" w:evenVBand="0" w:oddHBand="0" w:evenHBand="0" w:firstRowFirstColumn="0" w:firstRowLastColumn="0" w:lastRowFirstColumn="0" w:lastRowLastColumn="0"/>
+              <w:rPr>
+                <w:color w:val="000000" w:themeColor="text1"/>
+              </w:rPr>
+            </w:pPr>
+            <w:r>
+              <w:rPr>
+                <w:color w:val="000000" w:themeColor="text1"/>
+              </w:rPr>
+              <w:t>Automated API call within 30 sec of warehouse confirmation</w:t>
+            </w:r>
+          </w:p>
+        </w:tc>
+        <w:tc>
+          <w:tcPr>
+            <w:tcW w:w="2118" w:type="dxa"/>
+            <w:hideMark/>
+          </w:tcPr>
+          <w:p>
+            <w:pPr>
+              <w:spacing w:after="160" w:line="278" w:lineRule="auto"/>
+              <w:cnfStyle w:val="000000000000" w:firstRow="0" w:lastRow="0" w:firstColumn="0" w:lastColumn="0" w:oddVBand="0" w:evenVBand="0" w:oddHBand="0" w:evenHBand="0" w:firstRowFirstColumn="0" w:firstRowLastColumn="0" w:lastRowFirstColumn="0" w:lastRowLastColumn="0"/>
+              <w:rPr>
+                <w:color w:val="000000" w:themeColor="text1"/>
+              </w:rPr>
+            </w:pPr>
+            <w:r>
+              <w:rPr>
+                <w:color w:val="000000" w:themeColor="text1"/>
+              </w:rPr>
+              <w:t>Instant trigger, zero duplicates, no manual steps</w:t>
+            </w:r>
+          </w:p>
+        </w:tc>
+      </w:tr>
+      <w:tr>
+        <w:trPr>
+          <w:cnfStyle w:val="000000100000" w:firstRow="0" w:lastRow="0" w:firstColumn="0" w:lastColumn="0" w:oddVBand="0" w:evenVBand="0" w:oddHBand="1" w:evenHBand="0" w:firstRowFirstColumn="0" w:firstRowLastColumn="0" w:lastRowFirstColumn="0" w:lastRowLastColumn="0"/>
+          <w:trHeight w:val="1147"/>
+        </w:trPr>
+        <w:tc>
+          <w:tcPr>
+            <w:cnfStyle w:val="001000000000" w:firstRow="0" w:lastRow="0" w:firstColumn="1" w:lastColumn="0" w:oddVBand="0" w:evenVBand="0" w:oddHBand="0" w:evenHBand="0" w:firstRowFirstColumn="0" w:firstRowLastColumn="0" w:lastRowFirstColumn="0" w:lastRowLastColumn="0"/>
+            <w:tcW w:w="2058" w:type="dxa"/>
+            <w:hideMark/>
+          </w:tcPr>
+          <w:p>
+            <w:pPr>
+              <w:spacing w:after="160" w:line="278" w:lineRule="auto"/>
+              <w:rPr>
+                <w:color w:val="000000" w:themeColor="text1"/>
+              </w:rPr>
+            </w:pPr>
+            <w:r>
+              <w:rPr>
+                <w:color w:val="000000" w:themeColor="text1"/>
+              </w:rPr>
+              <w:t>Customer visibility</w:t>
+            </w:r>
+          </w:p>
+        </w:tc>
+        <w:tc>
+          <w:tcPr>
+            <w:tcW w:w="2395" w:type="dxa"/>
+            <w:hideMark/>
+          </w:tcPr>
+          <w:p>
+            <w:pPr>
+              <w:spacing w:after="160" w:line="278" w:lineRule="auto"/>
+              <w:cnfStyle w:val="000000100000" w:firstRow="0" w:lastRow="0" w:firstColumn="0" w:lastColumn="0" w:oddVBand="0" w:evenVBand="0" w:oddHBand="1" w:evenHBand="0" w:firstRowFirstColumn="0" w:firstRowLastColumn="0" w:lastRowFirstColumn="0" w:lastRowLastColumn="0"/>
+              <w:rPr>
+                <w:color w:val="000000" w:themeColor="text1"/>
+              </w:rPr>
+            </w:pPr>
+            <w:r>
+              <w:rPr>
+                <w:color w:val="000000" w:themeColor="text1"/>
+              </w:rPr>
+              <w:t>No updates until refund processed (8+ days)</w:t>
+            </w:r>
+          </w:p>
+        </w:tc>
+        <w:tc>
+          <w:tcPr>
+            <w:tcW w:w="2465" w:type="dxa"/>
+            <w:hideMark/>
+          </w:tcPr>
+          <w:p>
+            <w:pPr>
+              <w:spacing w:after="160" w:line="278" w:lineRule="auto"/>
+              <w:cnfStyle w:val="000000100000" w:firstRow="0" w:lastRow="0" w:firstColumn="0" w:lastColumn="0" w:oddVBand="0" w:evenVBand="0" w:oddHBand="1" w:evenHBand="0" w:firstRowFirstColumn="0" w:firstRowLastColumn="0" w:lastRowFirstColumn="0" w:lastRowLastColumn="0"/>
+              <w:rPr>
+                <w:color w:val="000000" w:themeColor="text1"/>
+              </w:rPr>
+            </w:pPr>
+            <w:r>
+              <w:rPr>
+                <w:color w:val="000000" w:themeColor="text1"/>
+              </w:rPr>
+              <w:t>Real-time tracking page + email notifications at every stage</w:t>
+            </w:r>
+          </w:p>
+        </w:tc>
+        <w:tc>
+          <w:tcPr>
+            <w:tcW w:w="2118" w:type="dxa"/>
+            <w:hideMark/>
+          </w:tcPr>
+          <w:p>
+            <w:pPr>
+              <w:spacing w:after="160" w:line="278" w:lineRule="auto"/>
+              <w:cnfStyle w:val="000000100000" w:firstRow="0" w:lastRow="0" w:firstColumn="0" w:lastColumn="0" w:oddVBand="0" w:evenVBand="0" w:oddHBand="1" w:evenHBand="0" w:firstRowFirstColumn="0" w:firstRowLastColumn="0" w:lastRowFirstColumn="0" w:lastRowLastColumn="0"/>
+              <w:rPr>
+                <w:color w:val="000000" w:themeColor="text1"/>
+              </w:rPr>
+            </w:pPr>
+            <w:r>
+              <w:rPr>
+                <w:color w:val="000000" w:themeColor="text1"/>
+              </w:rPr>
+              <w:t>Full transparency throughout process</w:t>
+            </w:r>
+          </w:p>
+        </w:tc>
+      </w:tr>
+      <w:tr>
+        <w:trPr>
+          <w:trHeight w:val="892"/>
+        </w:trPr>
+        <w:tc>
+          <w:tcPr>
+            <w:cnfStyle w:val="001000000000" w:firstRow="0" w:lastRow="0" w:firstColumn="1" w:lastColumn="0" w:oddVBand="0" w:evenVBand="0" w:oddHBand="0" w:evenHBand="0" w:firstRowFirstColumn="0" w:firstRowLastColumn="0" w:lastRowFirstColumn="0" w:lastRowLastColumn="0"/>
+            <w:tcW w:w="2058" w:type="dxa"/>
+            <w:hideMark/>
+          </w:tcPr>
+          <w:p>
+            <w:pPr>
+              <w:spacing w:after="160" w:line="278" w:lineRule="auto"/>
+              <w:rPr>
+                <w:color w:val="000000" w:themeColor="text1"/>
+              </w:rPr>
+            </w:pPr>
+            <w:r>
+              <w:rPr>
+                <w:color w:val="000000" w:themeColor="text1"/>
+              </w:rPr>
+              <w:t>Duplicate prevention</w:t>
+            </w:r>
+          </w:p>
+        </w:tc>
+        <w:tc>
+          <w:tcPr>
+            <w:tcW w:w="2395" w:type="dxa"/>
+            <w:hideMark/>
+          </w:tcPr>
+          <w:p>
+            <w:pPr>
+              <w:spacing w:after="160" w:line="278" w:lineRule="auto"/>
+              <w:cnfStyle w:val="000000000000" w:firstRow="0" w:lastRow="0" w:firstColumn="0" w:lastColumn="0" w:oddVBand="0" w:evenVBand="0" w:oddHBand="0" w:evenHBand="0" w:firstRowFirstColumn="0" w:firstRowLastColumn="0" w:lastRowFirstColumn="0" w:lastRowLastColumn="0"/>
+              <w:rPr>
+                <w:color w:val="000000" w:themeColor="text1"/>
+              </w:rPr>
+            </w:pPr>
+            <w:r>
+              <w:rPr>
+                <w:color w:val="000000" w:themeColor="text1"/>
+              </w:rPr>
+              <w:t>None — multiple agents can approve same return</w:t>
+            </w:r>
+          </w:p>
+        </w:tc>
+        <w:tc>
+          <w:tcPr>
+            <w:tcW w:w="2465" w:type="dxa"/>
+            <w:hideMark/>
+          </w:tcPr>
+          <w:p>
+            <w:pPr>
+              <w:spacing w:after="160" w:line="278" w:lineRule="auto"/>
+              <w:cnfStyle w:val="000000000000" w:firstRow="0" w:lastRow="0" w:firstColumn="0" w:lastColumn="0" w:oddVBand="0" w:evenVBand="0" w:oddHBand="0" w:evenHBand="0" w:firstRowFirstColumn="0" w:firstRowLastColumn="0" w:lastRowFirstColumn="0" w:lastRowLastColumn="0"/>
+              <w:rPr>
+                <w:color w:val="000000" w:themeColor="text1"/>
+              </w:rPr>
+            </w:pPr>
+            <w:r>
+              <w:rPr>
+                <w:color w:val="000000" w:themeColor="text1"/>
+              </w:rPr>
+              <w:t>System blocks duplicate submissions at source</w:t>
+            </w:r>
+          </w:p>
+        </w:tc>
+        <w:tc>
+          <w:tcPr>
+            <w:tcW w:w="2118" w:type="dxa"/>
+            <w:hideMark/>
+          </w:tcPr>
+          <w:p>
+            <w:pPr>
+              <w:spacing w:after="160" w:line="278" w:lineRule="auto"/>
+              <w:cnfStyle w:val="000000000000" w:firstRow="0" w:lastRow="0" w:firstColumn="0" w:lastColumn="0" w:oddVBand="0" w:evenVBand="0" w:oddHBand="0" w:evenHBand="0" w:firstRowFirstColumn="0" w:firstRowLastColumn="0" w:lastRowFirstColumn="0" w:lastRowLastColumn="0"/>
+              <w:rPr>
+                <w:color w:val="000000" w:themeColor="text1"/>
+              </w:rPr>
+            </w:pPr>
+            <w:r>
+              <w:rPr>
+                <w:color w:val="000000" w:themeColor="text1"/>
+              </w:rPr>
+              <w:t>Zero duplicate refunds</w:t>
+            </w:r>
+          </w:p>
+        </w:tc>
+      </w:tr>
+      <w:tr>
+        <w:trPr>
+          <w:cnfStyle w:val="000000100000" w:firstRow="0" w:lastRow="0" w:firstColumn="0" w:lastColumn="0" w:oddVBand="0" w:evenVBand="0" w:oddHBand="1" w:evenHBand="0" w:firstRowFirstColumn="0" w:firstRowLastColumn="0" w:lastRowFirstColumn="0" w:lastRowLastColumn="0"/>
+          <w:trHeight w:val="1147"/>
+        </w:trPr>
+        <w:tc>
+          <w:tcPr>
+            <w:cnfStyle w:val="001000000000" w:firstRow="0" w:lastRow="0" w:firstColumn="1" w:lastColumn="0" w:oddVBand="0" w:evenVBand="0" w:oddHBand="0" w:evenHBand="0" w:firstRowFirstColumn="0" w:firstRowLastColumn="0" w:lastRowFirstColumn="0" w:lastRowLastColumn="0"/>
+            <w:tcW w:w="2058" w:type="dxa"/>
+            <w:hideMark/>
+          </w:tcPr>
+          <w:p>
+            <w:pPr>
+              <w:spacing w:after="160" w:line="278" w:lineRule="auto"/>
+              <w:rPr>
+                <w:color w:val="000000" w:themeColor="text1"/>
+              </w:rPr>
+            </w:pPr>
+            <w:r>
+              <w:rPr>
+                <w:color w:val="000000" w:themeColor="text1"/>
+              </w:rPr>
+              <w:t>Return reason data</w:t>
+            </w:r>
+          </w:p>
+        </w:tc>
+        <w:tc>
+          <w:tcPr>
+            <w:tcW w:w="2395" w:type="dxa"/>
+            <w:hideMark/>
+          </w:tcPr>
+          <w:p>
+            <w:pPr>
+              <w:spacing w:after="160" w:line="278" w:lineRule="auto"/>
+              <w:cnfStyle w:val="000000100000" w:firstRow="0" w:lastRow="0" w:firstColumn="0" w:lastColumn="0" w:oddVBand="0" w:evenVBand="0" w:oddHBand="1" w:evenHBand="0" w:firstRowFirstColumn="0" w:firstRowLastColumn="0" w:lastRowFirstColumn="0" w:lastRowLastColumn="0"/>
+              <w:rPr>
+                <w:color w:val="000000" w:themeColor="text1"/>
+              </w:rPr>
+            </w:pPr>
+            <w:r>
+              <w:rPr>
+                <w:color w:val="000000" w:themeColor="text1"/>
+              </w:rPr>
+              <w:t>31% capture rate — free text in emails</w:t>
+            </w:r>
+          </w:p>
+        </w:tc>
+        <w:tc>
+          <w:tcPr>
+            <w:tcW w:w="2465" w:type="dxa"/>
+            <w:hideMark/>
+          </w:tcPr>
+          <w:p>
+            <w:pPr>
+              <w:spacing w:after="160" w:line="278" w:lineRule="auto"/>
+              <w:cnfStyle w:val="000000100000" w:firstRow="0" w:lastRow="0" w:firstColumn="0" w:lastColumn="0" w:oddVBand="0" w:evenVBand="0" w:oddHBand="1" w:evenHBand="0" w:firstRowFirstColumn="0" w:firstRowLastColumn="0" w:lastRowFirstColumn="0" w:lastRowLastColumn="0"/>
+              <w:rPr>
+                <w:color w:val="000000" w:themeColor="text1"/>
+              </w:rPr>
+            </w:pPr>
+            <w:r>
+              <w:rPr>
+                <w:color w:val="000000" w:themeColor="text1"/>
+              </w:rPr>
+              <w:t>100% capture rate — structured dropdown</w:t>
+            </w:r>
+          </w:p>
+        </w:tc>
+        <w:tc>
+          <w:tcPr>
+            <w:tcW w:w="2118" w:type="dxa"/>
+            <w:hideMark/>
+          </w:tcPr>
+          <w:p>
+            <w:pPr>
+              <w:spacing w:after="160" w:line="278" w:lineRule="auto"/>
+              <w:cnfStyle w:val="000000100000" w:firstRow="0" w:lastRow="0" w:firstColumn="0" w:lastColumn="0" w:oddVBand="0" w:evenVBand="0" w:oddHBand="1" w:evenHBand="0" w:firstRowFirstColumn="0" w:firstRowLastColumn="0" w:lastRowFirstColumn="0" w:lastRowLastColumn="0"/>
+              <w:rPr>
+                <w:color w:val="000000" w:themeColor="text1"/>
+              </w:rPr>
+            </w:pPr>
+            <w:r>
+              <w:rPr>
+                <w:color w:val="000000" w:themeColor="text1"/>
+              </w:rPr>
+              <w:t>Full data for product improvement decisions</w:t>
+            </w:r>
+          </w:p>
+        </w:tc>
+      </w:tr>
+      <w:tr>
+        <w:trPr>
+          <w:trHeight w:val="1147"/>
+        </w:trPr>
+        <w:tc>
+          <w:tcPr>
+            <w:cnfStyle w:val="001000000000" w:firstRow="0" w:lastRow="0" w:firstColumn="1" w:lastColumn="0" w:oddVBand="0" w:evenVBand="0" w:oddHBand="0" w:evenHBand="0" w:firstRowFirstColumn="0" w:firstRowLastColumn="0" w:lastRowFirstColumn="0" w:lastRowLastColumn="0"/>
+            <w:tcW w:w="2058" w:type="dxa"/>
+            <w:hideMark/>
+          </w:tcPr>
+          <w:p>
+            <w:pPr>
+              <w:spacing w:after="160" w:line="278" w:lineRule="auto"/>
+              <w:rPr>
+                <w:color w:val="000000" w:themeColor="text1"/>
+              </w:rPr>
+            </w:pPr>
+            <w:r>
+              <w:rPr>
+                <w:color w:val="000000" w:themeColor="text1"/>
+              </w:rPr>
+              <w:lastRenderedPageBreak/>
+              <w:t>Audit trail</w:t>
+            </w:r>
+          </w:p>
+        </w:tc>
+        <w:tc>
+          <w:tcPr>
+            <w:tcW w:w="2395" w:type="dxa"/>
+            <w:hideMark/>
+          </w:tcPr>
+          <w:p>
+            <w:pPr>
+              <w:spacing w:after="160" w:line="278" w:lineRule="auto"/>
+              <w:cnfStyle w:val="000000000000" w:firstRow="0" w:lastRow="0" w:firstColumn="0" w:lastColumn="0" w:oddVBand="0" w:evenVBand="0" w:oddHBand="0" w:evenHBand="0" w:firstRowFirstColumn="0" w:firstRowLastColumn="0" w:lastRowFirstColumn="0" w:lastRowLastColumn="0"/>
+              <w:rPr>
+                <w:color w:val="000000" w:themeColor="text1"/>
+              </w:rPr>
+            </w:pPr>
+            <w:r>
+              <w:rPr>
+                <w:color w:val="000000" w:themeColor="text1"/>
+              </w:rPr>
+              <w:t>Scattered across Gmail, WhatsApp, Sheets</w:t>
+            </w:r>
+          </w:p>
+        </w:tc>
+        <w:tc>
+          <w:tcPr>
+            <w:tcW w:w="2465" w:type="dxa"/>
+            <w:hideMark/>
+          </w:tcPr>
+          <w:p>
+            <w:pPr>
+              <w:spacing w:after="160" w:line="278" w:lineRule="auto"/>
+              <w:cnfStyle w:val="000000000000" w:firstRow="0" w:lastRow="0" w:firstColumn="0" w:lastColumn="0" w:oddVBand="0" w:evenVBand="0" w:oddHBand="0" w:evenHBand="0" w:firstRowFirstColumn="0" w:firstRowLastColumn="0" w:lastRowFirstColumn="0" w:lastRowLastColumn="0"/>
+              <w:rPr>
+                <w:color w:val="000000" w:themeColor="text1"/>
+              </w:rPr>
+            </w:pPr>
+            <w:r>
+              <w:rPr>
+                <w:color w:val="000000" w:themeColor="text1"/>
+              </w:rPr>
+              <w:t>Immutable timestamped log in system for every event</w:t>
+            </w:r>
+          </w:p>
+        </w:tc>
+        <w:tc>
+          <w:tcPr>
+            <w:tcW w:w="2118" w:type="dxa"/>
+            <w:hideMark/>
+          </w:tcPr>
+          <w:p>
+            <w:pPr>
+              <w:spacing w:after="160" w:line="278" w:lineRule="auto"/>
+              <w:cnfStyle w:val="000000000000" w:firstRow="0" w:lastRow="0" w:firstColumn="0" w:lastColumn="0" w:oddVBand="0" w:evenVBand="0" w:oddHBand="0" w:evenHBand="0" w:firstRowFirstColumn="0" w:firstRowLastColumn="0" w:lastRowFirstColumn="0" w:lastRowLastColumn="0"/>
+              <w:rPr>
+                <w:color w:val="000000" w:themeColor="text1"/>
+              </w:rPr>
+            </w:pPr>
+            <w:r>
+              <w:rPr>
+                <w:color w:val="000000" w:themeColor="text1"/>
+              </w:rPr>
+              <w:t>Audit-ready, exportable, tamper-proof</w:t>
+            </w:r>
+          </w:p>
+        </w:tc>
+      </w:tr>
+      <w:tr>
+        <w:trPr>
+          <w:cnfStyle w:val="000000100000" w:firstRow="0" w:lastRow="0" w:firstColumn="0" w:lastColumn="0" w:oddVBand="0" w:evenVBand="0" w:oddHBand="1" w:evenHBand="0" w:firstRowFirstColumn="0" w:firstRowLastColumn="0" w:lastRowFirstColumn="0" w:lastRowLastColumn="0"/>
+          <w:trHeight w:val="628"/>
+        </w:trPr>
+        <w:tc>
+          <w:tcPr>
+            <w:cnfStyle w:val="001000000000" w:firstRow="0" w:lastRow="0" w:firstColumn="1" w:lastColumn="0" w:oddVBand="0" w:evenVBand="0" w:oddHBand="0" w:evenHBand="0" w:firstRowFirstColumn="0" w:firstRowLastColumn="0" w:lastRowFirstColumn="0" w:lastRowLastColumn="0"/>
+            <w:tcW w:w="2058" w:type="dxa"/>
+            <w:hideMark/>
+          </w:tcPr>
+          <w:p>
+            <w:pPr>
+              <w:spacing w:after="160" w:line="278" w:lineRule="auto"/>
+              <w:rPr>
+                <w:color w:val="000000" w:themeColor="text1"/>
+              </w:rPr>
+            </w:pPr>
+            <w:r>
+              <w:rPr>
+                <w:color w:val="000000" w:themeColor="text1"/>
+              </w:rPr>
+              <w:t>Resolution time</w:t>
+            </w:r>
+          </w:p>
+        </w:tc>
+        <w:tc>
+          <w:tcPr>
+            <w:tcW w:w="2395" w:type="dxa"/>
+            <w:hideMark/>
+          </w:tcPr>
+          <w:p>
+            <w:pPr>
+              <w:spacing w:after="160" w:line="278" w:lineRule="auto"/>
+              <w:cnfStyle w:val="000000100000" w:firstRow="0" w:lastRow="0" w:firstColumn="0" w:lastColumn="0" w:oddVBand="0" w:evenVBand="0" w:oddHBand="1" w:evenHBand="0" w:firstRowFirstColumn="0" w:firstRowLastColumn="0" w:lastRowFirstColumn="0" w:lastRowLastColumn="0"/>
+              <w:rPr>
+                <w:color w:val="000000" w:themeColor="text1"/>
+              </w:rPr>
+            </w:pPr>
+            <w:r>
+              <w:rPr>
+                <w:color w:val="000000" w:themeColor="text1"/>
+              </w:rPr>
+              <w:t>8.3 days average</w:t>
+            </w:r>
+          </w:p>
+        </w:tc>
+        <w:tc>
+          <w:tcPr>
+            <w:tcW w:w="2465" w:type="dxa"/>
+            <w:hideMark/>
+          </w:tcPr>
+          <w:p>
+            <w:pPr>
+              <w:spacing w:after="160" w:line="278" w:lineRule="auto"/>
+              <w:cnfStyle w:val="000000100000" w:firstRow="0" w:lastRow="0" w:firstColumn="0" w:lastColumn="0" w:oddVBand="0" w:evenVBand="0" w:oddHBand="1" w:evenHBand="0" w:firstRowFirstColumn="0" w:firstRowLastColumn="0" w:lastRowFirstColumn="0" w:lastRowLastColumn="0"/>
+              <w:rPr>
+                <w:color w:val="000000" w:themeColor="text1"/>
+              </w:rPr>
+            </w:pPr>
+            <w:r>
+              <w:rPr>
+                <w:color w:val="000000" w:themeColor="text1"/>
+              </w:rPr>
+              <w:t>Target: ≤ 3 days</w:t>
+            </w:r>
+          </w:p>
+        </w:tc>
+        <w:tc>
+          <w:tcPr>
+            <w:tcW w:w="2118" w:type="dxa"/>
+            <w:hideMark/>
+          </w:tcPr>
+          <w:p>
+            <w:pPr>
+              <w:spacing w:after="160" w:line="278" w:lineRule="auto"/>
+              <w:cnfStyle w:val="000000100000" w:firstRow="0" w:lastRow="0" w:firstColumn="0" w:lastColumn="0" w:oddVBand="0" w:evenVBand="0" w:oddHBand="1" w:evenHBand="0" w:firstRowFirstColumn="0" w:firstRowLastColumn="0" w:lastRowFirstColumn="0" w:lastRowLastColumn="0"/>
+              <w:rPr>
+                <w:color w:val="000000" w:themeColor="text1"/>
+              </w:rPr>
+            </w:pPr>
+            <w:r>
+              <w:rPr>
+                <w:color w:val="000000" w:themeColor="text1"/>
+              </w:rPr>
+              <w:t>63% reduction in resolution time</w:t>
+            </w:r>
+          </w:p>
+        </w:tc>
+      </w:tr>
+      <w:tr>
+        <w:trPr>
+          <w:trHeight w:val="892"/>
+        </w:trPr>
+        <w:tc>
+          <w:tcPr>
+            <w:cnfStyle w:val="001000000000" w:firstRow="0" w:lastRow="0" w:firstColumn="1" w:lastColumn="0" w:oddVBand="0" w:evenVBand="0" w:oddHBand="0" w:evenHBand="0" w:firstRowFirstColumn="0" w:firstRowLastColumn="0" w:lastRowFirstColumn="0" w:lastRowLastColumn="0"/>
+            <w:tcW w:w="2058" w:type="dxa"/>
+            <w:hideMark/>
+          </w:tcPr>
+          <w:p>
+            <w:pPr>
+              <w:spacing w:after="160" w:line="278" w:lineRule="auto"/>
+              <w:rPr>
+                <w:color w:val="000000" w:themeColor="text1"/>
+              </w:rPr>
+            </w:pPr>
+            <w:r>
+              <w:rPr>
+                <w:color w:val="000000" w:themeColor="text1"/>
+              </w:rPr>
+              <w:t>Agent time on returns</w:t>
+            </w:r>
+          </w:p>
+        </w:tc>
+        <w:tc>
+          <w:tcPr>
+            <w:tcW w:w="2395" w:type="dxa"/>
+            <w:hideMark/>
+          </w:tcPr>
+          <w:p>
+            <w:pPr>
+              <w:spacing w:after="160" w:line="278" w:lineRule="auto"/>
+              <w:cnfStyle w:val="000000000000" w:firstRow="0" w:lastRow="0" w:firstColumn="0" w:lastColumn="0" w:oddVBand="0" w:evenVBand="0" w:oddHBand="0" w:evenHBand="0" w:firstRowFirstColumn="0" w:firstRowLastColumn="0" w:lastRowFirstColumn="0" w:lastRowLastColumn="0"/>
+              <w:rPr>
+                <w:color w:val="000000" w:themeColor="text1"/>
+              </w:rPr>
+            </w:pPr>
+            <w:r>
+              <w:rPr>
+                <w:color w:val="000000" w:themeColor="text1"/>
+              </w:rPr>
+              <w:t>~3.5 hours/agent/day</w:t>
+            </w:r>
+          </w:p>
+        </w:tc>
+        <w:tc>
+          <w:tcPr>
+            <w:tcW w:w="2465" w:type="dxa"/>
+            <w:hideMark/>
+          </w:tcPr>
+          <w:p>
+            <w:pPr>
+              <w:spacing w:after="160" w:line="278" w:lineRule="auto"/>
+              <w:cnfStyle w:val="000000000000" w:firstRow="0" w:lastRow="0" w:firstColumn="0" w:lastColumn="0" w:oddVBand="0" w:evenVBand="0" w:oddHBand="0" w:evenHBand="0" w:firstRowFirstColumn="0" w:firstRowLastColumn="0" w:lastRowFirstColumn="0" w:lastRowLastColumn="0"/>
+              <w:rPr>
+                <w:color w:val="000000" w:themeColor="text1"/>
+              </w:rPr>
+            </w:pPr>
+            <w:r>
+              <w:rPr>
+                <w:color w:val="000000" w:themeColor="text1"/>
+              </w:rPr>
+              <w:t>&lt; 30 minutes/agent/day (exceptions only)</w:t>
+            </w:r>
+          </w:p>
+        </w:tc>
+        <w:tc>
+          <w:tcPr>
+            <w:tcW w:w="2118" w:type="dxa"/>
+            <w:hideMark/>
+          </w:tcPr>
+          <w:p>
+            <w:pPr>
+              <w:spacing w:after="160" w:line="278" w:lineRule="auto"/>
+              <w:cnfStyle w:val="000000000000" w:firstRow="0" w:lastRow="0" w:firstColumn="0" w:lastColumn="0" w:oddVBand="0" w:evenVBand="0" w:oddHBand="0" w:evenHBand="0" w:firstRowFirstColumn="0" w:firstRowLastColumn="0" w:lastRowFirstColumn="0" w:lastRowLastColumn="0"/>
+              <w:rPr>
+                <w:color w:val="000000" w:themeColor="text1"/>
+              </w:rPr>
+            </w:pPr>
+            <w:r>
+              <w:rPr>
+                <w:color w:val="000000" w:themeColor="text1"/>
+              </w:rPr>
+              <w:t>~85% reduction in manual effort</w:t>
+            </w:r>
+          </w:p>
+        </w:tc>
+      </w:tr>
+    </w:tbl>
     <w:p>
       <w:pPr>
         <w:rPr>
@@ -1748,6 +3399,221 @@
       <w:spacing w:val="5"/>
     </w:rPr>
   </w:style>
+  <w:style w:type="table" w:styleId="TableGrid">
+    <w:name w:val="Table Grid"/>
+    <w:basedOn w:val="TableNormal"/>
+    <w:uiPriority w:val="39"/>
+    <w:rsid w:val="00D31D06"/>
+    <w:pPr>
+      <w:spacing w:after="0" w:line="240" w:lineRule="auto"/>
+    </w:pPr>
+    <w:tblPr>
+      <w:tblBorders>
+        <w:top w:val="single" w:sz="4" w:space="0" w:color="auto"/>
+        <w:left w:val="single" w:sz="4" w:space="0" w:color="auto"/>
+        <w:bottom w:val="single" w:sz="4" w:space="0" w:color="auto"/>
+        <w:right w:val="single" w:sz="4" w:space="0" w:color="auto"/>
+        <w:insideH w:val="single" w:sz="4" w:space="0" w:color="auto"/>
+        <w:insideV w:val="single" w:sz="4" w:space="0" w:color="auto"/>
+      </w:tblBorders>
+    </w:tblPr>
+  </w:style>
+  <w:style w:type="table" w:styleId="GridTable4-Accent2">
+    <w:name w:val="Grid Table 4 Accent 2"/>
+    <w:basedOn w:val="TableNormal"/>
+    <w:uiPriority w:val="49"/>
+    <w:rsid w:val="00D31D06"/>
+    <w:pPr>
+      <w:spacing w:after="0" w:line="240" w:lineRule="auto"/>
+    </w:pPr>
+    <w:tblPr>
+      <w:tblStyleRowBandSize w:val="1"/>
+      <w:tblStyleColBandSize w:val="1"/>
+      <w:tblBorders>
+        <w:top w:val="single" w:sz="4" w:space="0" w:color="F4B083" w:themeColor="accent2" w:themeTint="99"/>
+        <w:left w:val="single" w:sz="4" w:space="0" w:color="F4B083" w:themeColor="accent2" w:themeTint="99"/>
+        <w:bottom w:val="single" w:sz="4" w:space="0" w:color="F4B083" w:themeColor="accent2" w:themeTint="99"/>
+        <w:right w:val="single" w:sz="4" w:space="0" w:color="F4B083" w:themeColor="accent2" w:themeTint="99"/>
+        <w:insideH w:val="single" w:sz="4" w:space="0" w:color="F4B083" w:themeColor="accent2" w:themeTint="99"/>
+        <w:insideV w:val="single" w:sz="4" w:space="0" w:color="F4B083" w:themeColor="accent2" w:themeTint="99"/>
+      </w:tblBorders>
+    </w:tblPr>
+    <w:tblStylePr w:type="firstRow">
+      <w:rPr>
+        <w:b/>
+        <w:bCs/>
+        <w:color w:val="FFFFFF" w:themeColor="background1"/>
+      </w:rPr>
+      <w:tblPr/>
+      <w:tcPr>
+        <w:tcBorders>
+          <w:top w:val="single" w:sz="4" w:space="0" w:color="ED7D31" w:themeColor="accent2"/>
+          <w:left w:val="single" w:sz="4" w:space="0" w:color="ED7D31" w:themeColor="accent2"/>
+          <w:bottom w:val="single" w:sz="4" w:space="0" w:color="ED7D31" w:themeColor="accent2"/>
+          <w:right w:val="single" w:sz="4" w:space="0" w:color="ED7D31" w:themeColor="accent2"/>
+          <w:insideH w:val="nil"/>
+          <w:insideV w:val="nil"/>
+        </w:tcBorders>
+        <w:shd w:val="clear" w:color="auto" w:fill="ED7D31" w:themeFill="accent2"/>
+      </w:tcPr>
+    </w:tblStylePr>
+    <w:tblStylePr w:type="lastRow">
+      <w:rPr>
+        <w:b/>
+        <w:bCs/>
+      </w:rPr>
+      <w:tblPr/>
+      <w:tcPr>
+        <w:tcBorders>
+          <w:top w:val="double" w:sz="4" w:space="0" w:color="ED7D31" w:themeColor="accent2"/>
+        </w:tcBorders>
+      </w:tcPr>
+    </w:tblStylePr>
+    <w:tblStylePr w:type="firstCol">
+      <w:rPr>
+        <w:b/>
+        <w:bCs/>
+      </w:rPr>
+    </w:tblStylePr>
+    <w:tblStylePr w:type="lastCol">
+      <w:rPr>
+        <w:b/>
+        <w:bCs/>
+      </w:rPr>
+    </w:tblStylePr>
+    <w:tblStylePr w:type="band1Vert">
+      <w:tblPr/>
+      <w:tcPr>
+        <w:shd w:val="clear" w:color="auto" w:fill="FBE4D5" w:themeFill="accent2" w:themeFillTint="33"/>
+      </w:tcPr>
+    </w:tblStylePr>
+    <w:tblStylePr w:type="band1Horz">
+      <w:tblPr/>
+      <w:tcPr>
+        <w:shd w:val="clear" w:color="auto" w:fill="FBE4D5" w:themeFill="accent2" w:themeFillTint="33"/>
+      </w:tcPr>
+    </w:tblStylePr>
+  </w:style>
+  <w:style w:type="table" w:styleId="PlainTable5">
+    <w:name w:val="Plain Table 5"/>
+    <w:basedOn w:val="TableNormal"/>
+    <w:uiPriority w:val="45"/>
+    <w:rsid w:val="007C1BB2"/>
+    <w:pPr>
+      <w:spacing w:after="0" w:line="240" w:lineRule="auto"/>
+    </w:pPr>
+    <w:tblPr>
+      <w:tblStyleRowBandSize w:val="1"/>
+      <w:tblStyleColBandSize w:val="1"/>
+    </w:tblPr>
+    <w:tblStylePr w:type="firstRow">
+      <w:rPr>
+        <w:rFonts w:asciiTheme="majorHAnsi" w:eastAsiaTheme="majorEastAsia" w:hAnsiTheme="majorHAnsi" w:cstheme="majorBidi"/>
+        <w:i/>
+        <w:iCs/>
+        <w:sz w:val="26"/>
+      </w:rPr>
+      <w:tblPr/>
+      <w:tcPr>
+        <w:tcBorders>
+          <w:bottom w:val="single" w:sz="4" w:space="0" w:color="7F7F7F" w:themeColor="text1" w:themeTint="80"/>
+        </w:tcBorders>
+        <w:shd w:val="clear" w:color="auto" w:fill="FFFFFF" w:themeFill="background1"/>
+      </w:tcPr>
+    </w:tblStylePr>
+    <w:tblStylePr w:type="lastRow">
+      <w:rPr>
+        <w:rFonts w:asciiTheme="majorHAnsi" w:eastAsiaTheme="majorEastAsia" w:hAnsiTheme="majorHAnsi" w:cstheme="majorBidi"/>
+        <w:i/>
+        <w:iCs/>
+        <w:sz w:val="26"/>
+      </w:rPr>
+      <w:tblPr/>
+      <w:tcPr>
+        <w:tcBorders>
+          <w:top w:val="single" w:sz="4" w:space="0" w:color="7F7F7F" w:themeColor="text1" w:themeTint="80"/>
+        </w:tcBorders>
+        <w:shd w:val="clear" w:color="auto" w:fill="FFFFFF" w:themeFill="background1"/>
+      </w:tcPr>
+    </w:tblStylePr>
+    <w:tblStylePr w:type="firstCol">
+      <w:pPr>
+        <w:jc w:val="right"/>
+      </w:pPr>
+      <w:rPr>
+        <w:rFonts w:asciiTheme="majorHAnsi" w:eastAsiaTheme="majorEastAsia" w:hAnsiTheme="majorHAnsi" w:cstheme="majorBidi"/>
+        <w:i/>
+        <w:iCs/>
+        <w:sz w:val="26"/>
+      </w:rPr>
+      <w:tblPr/>
+      <w:tcPr>
+        <w:tcBorders>
+          <w:right w:val="single" w:sz="4" w:space="0" w:color="7F7F7F" w:themeColor="text1" w:themeTint="80"/>
+        </w:tcBorders>
+        <w:shd w:val="clear" w:color="auto" w:fill="FFFFFF" w:themeFill="background1"/>
+      </w:tcPr>
+    </w:tblStylePr>
+    <w:tblStylePr w:type="lastCol">
+      <w:rPr>
+        <w:rFonts w:asciiTheme="majorHAnsi" w:eastAsiaTheme="majorEastAsia" w:hAnsiTheme="majorHAnsi" w:cstheme="majorBidi"/>
+        <w:i/>
+        <w:iCs/>
+        <w:sz w:val="26"/>
+      </w:rPr>
+      <w:tblPr/>
+      <w:tcPr>
+        <w:tcBorders>
+          <w:left w:val="single" w:sz="4" w:space="0" w:color="7F7F7F" w:themeColor="text1" w:themeTint="80"/>
+        </w:tcBorders>
+        <w:shd w:val="clear" w:color="auto" w:fill="FFFFFF" w:themeFill="background1"/>
+      </w:tcPr>
+    </w:tblStylePr>
+    <w:tblStylePr w:type="band1Vert">
+      <w:tblPr/>
+      <w:tcPr>
+        <w:shd w:val="clear" w:color="auto" w:fill="F2F2F2" w:themeFill="background1" w:themeFillShade="F2"/>
+      </w:tcPr>
+    </w:tblStylePr>
+    <w:tblStylePr w:type="band1Horz">
+      <w:tblPr/>
+      <w:tcPr>
+        <w:shd w:val="clear" w:color="auto" w:fill="F2F2F2" w:themeFill="background1" w:themeFillShade="F2"/>
+      </w:tcPr>
+    </w:tblStylePr>
+    <w:tblStylePr w:type="neCell">
+      <w:tblPr/>
+      <w:tcPr>
+        <w:tcBorders>
+          <w:left w:val="nil"/>
+        </w:tcBorders>
+      </w:tcPr>
+    </w:tblStylePr>
+    <w:tblStylePr w:type="nwCell">
+      <w:tblPr/>
+      <w:tcPr>
+        <w:tcBorders>
+          <w:right w:val="nil"/>
+        </w:tcBorders>
+      </w:tcPr>
+    </w:tblStylePr>
+    <w:tblStylePr w:type="seCell">
+      <w:tblPr/>
+      <w:tcPr>
+        <w:tcBorders>
+          <w:left w:val="nil"/>
+        </w:tcBorders>
+      </w:tcPr>
+    </w:tblStylePr>
+    <w:tblStylePr w:type="swCell">
+      <w:tblPr/>
+      <w:tcPr>
+        <w:tcBorders>
+          <w:right w:val="nil"/>
+        </w:tcBorders>
+      </w:tcPr>
+    </w:tblStylePr>
+  </w:style>
 </w:styles>
 </file>
 

--- a/05TO-BE Process.docx
+++ b/05TO-BE Process.docx
@@ -1271,6 +1271,8 @@
           <w:b/>
           <w:bCs/>
           <w:color w:val="4472C4" w:themeColor="accent1"/>
+          <w:sz w:val="32"/>
+          <w:szCs w:val="32"/>
         </w:rPr>
       </w:pPr>
       <w:r>
@@ -1278,6 +1280,8 @@
           <w:b/>
           <w:bCs/>
           <w:color w:val="4472C4" w:themeColor="accent1"/>
+          <w:sz w:val="32"/>
+          <w:szCs w:val="32"/>
         </w:rPr>
         <w:t>AS-IS VS TO-BE COMPARISON</w:t>
       </w:r>
